--- a/local_doc_change/stress_corpus/docs/it_quillhaven_094.docx
+++ b/local_doc_change/stress_corpus/docs/it_quillhaven_094.docx
@@ -12,9 +12,201 @@
     </w:p>
     <w:p>
       <w:r>
+        <w:drawing>
+          <wp:inline xmlns:a="http://schemas.openxmlformats.org/drawingml/2006/main" xmlns:pic="http://schemas.openxmlformats.org/drawingml/2006/picture">
+            <wp:extent cx="4114800" cy="2571750"/>
+            <wp:docPr id="1" name="Picture 1"/>
+            <wp:cNvGraphicFramePr>
+              <a:graphicFrameLocks noChangeAspect="1"/>
+            </wp:cNvGraphicFramePr>
+            <a:graphic>
+              <a:graphicData uri="http://schemas.openxmlformats.org/drawingml/2006/picture">
+                <pic:pic>
+                  <pic:nvPicPr>
+                    <pic:cNvPr id="0" name="diagram_2.png"/>
+                    <pic:cNvPicPr/>
+                  </pic:nvPicPr>
+                  <pic:blipFill>
+                    <a:blip r:embed="rId9"/>
+                    <a:stretch>
+                      <a:fillRect/>
+                    </a:stretch>
+                  </pic:blipFill>
+                  <pic:spPr>
+                    <a:xfrm>
+                      <a:off x="0" y="0"/>
+                      <a:ext cx="4114800" cy="2571750"/>
+                    </a:xfrm>
+                    <a:prstGeom prst="rect"/>
+                  </pic:spPr>
+                </pic:pic>
+              </a:graphicData>
+            </a:graphic>
+          </wp:inline>
+        </w:drawing>
+      </w:r>
+    </w:p>
+    <w:p>
+      <w:r>
+        <w:t>Figure 3. Data lifecycle and retention diagram.</w:t>
+      </w:r>
+    </w:p>
+    <w:p>
+      <w:r>
         <w:t>This document is the official it and infrastructure policy for Quillhaven. Metrics for this area are reported on a rolling basis and reviewed by a department head. Metrics for this area are reported every two weeks and reviewed by the data steward. Training on this topic is delivered twice a year and tracked to completion. Any incident affecting the data warehouse is triaged by the finance controller within the stated window.</w:t>
       </w:r>
     </w:p>
+    <w:p>
+      <w:pPr>
+        <w:pStyle w:val="Heading1"/>
+      </w:pPr>
+      <w:r>
+        <w:t>Key Operational Parameters</w:t>
+      </w:r>
+    </w:p>
+    <w:tbl>
+      <w:tblPr>
+        <w:tblStyle w:val="LightGrid"/>
+        <w:tblW w:type="auto" w:w="0"/>
+        <w:tblLook w:firstColumn="1" w:firstRow="1" w:lastColumn="0" w:lastRow="0" w:noHBand="0" w:noVBand="1" w:val="04A0"/>
+      </w:tblPr>
+      <w:tblGrid>
+        <w:gridCol w:w="4320"/>
+        <w:gridCol w:w="4320"/>
+      </w:tblGrid>
+      <w:tr>
+        <w:tc>
+          <w:tcPr>
+            <w:tcW w:type="dxa" w:w="4320"/>
+          </w:tcPr>
+          <w:p>
+            <w:r>
+              <w:t>Parameter</w:t>
+            </w:r>
+          </w:p>
+        </w:tc>
+        <w:tc>
+          <w:tcPr>
+            <w:tcW w:type="dxa" w:w="4320"/>
+          </w:tcPr>
+          <w:p>
+            <w:r>
+              <w:t>Value</w:t>
+            </w:r>
+          </w:p>
+        </w:tc>
+      </w:tr>
+      <w:tr>
+        <w:tc>
+          <w:tcPr>
+            <w:tcW w:type="dxa" w:w="4320"/>
+          </w:tcPr>
+          <w:p>
+            <w:r>
+              <w:t>Quarterly completion target</w:t>
+            </w:r>
+          </w:p>
+        </w:tc>
+        <w:tc>
+          <w:tcPr>
+            <w:tcW w:type="dxa" w:w="4320"/>
+          </w:tcPr>
+          <w:p>
+            <w:r>
+              <w:t>98 percent</w:t>
+            </w:r>
+          </w:p>
+        </w:tc>
+      </w:tr>
+      <w:tr>
+        <w:tc>
+          <w:tcPr>
+            <w:tcW w:type="dxa" w:w="4320"/>
+          </w:tcPr>
+          <w:p>
+            <w:r>
+              <w:t>Records retention baseline</w:t>
+            </w:r>
+          </w:p>
+        </w:tc>
+        <w:tc>
+          <w:tcPr>
+            <w:tcW w:type="dxa" w:w="4320"/>
+          </w:tcPr>
+          <w:p>
+            <w:r>
+              <w:t>24 months</w:t>
+            </w:r>
+          </w:p>
+        </w:tc>
+      </w:tr>
+      <w:tr>
+        <w:tc>
+          <w:tcPr>
+            <w:tcW w:type="dxa" w:w="4320"/>
+          </w:tcPr>
+          <w:p>
+            <w:r>
+              <w:t>Concurrent request budget</w:t>
+            </w:r>
+          </w:p>
+        </w:tc>
+        <w:tc>
+          <w:tcPr>
+            <w:tcW w:type="dxa" w:w="4320"/>
+          </w:tcPr>
+          <w:p>
+            <w:r>
+              <w:t>160 requests</w:t>
+            </w:r>
+          </w:p>
+        </w:tc>
+      </w:tr>
+      <w:tr>
+        <w:tc>
+          <w:tcPr>
+            <w:tcW w:type="dxa" w:w="4320"/>
+          </w:tcPr>
+          <w:p>
+            <w:r>
+              <w:t>Audit sampling rate</w:t>
+            </w:r>
+          </w:p>
+        </w:tc>
+        <w:tc>
+          <w:tcPr>
+            <w:tcW w:type="dxa" w:w="4320"/>
+          </w:tcPr>
+          <w:p>
+            <w:r>
+              <w:t>5 percent</w:t>
+            </w:r>
+          </w:p>
+        </w:tc>
+      </w:tr>
+      <w:tr>
+        <w:tc>
+          <w:tcPr>
+            <w:tcW w:type="dxa" w:w="4320"/>
+          </w:tcPr>
+          <w:p>
+            <w:r>
+              <w:t>Escalation tiers</w:t>
+            </w:r>
+          </w:p>
+        </w:tc>
+        <w:tc>
+          <w:tcPr>
+            <w:tcW w:type="dxa" w:w="4320"/>
+          </w:tcPr>
+          <w:p>
+            <w:r>
+              <w:t>4 tiers</w:t>
+            </w:r>
+          </w:p>
+        </w:tc>
+      </w:tr>
+    </w:tbl>
     <w:p>
       <w:pPr>
         <w:pStyle w:val="Heading1"/>
@@ -25,37 +217,37 @@
     </w:p>
     <w:p>
       <w:r>
-        <w:t>Teams handling acceptable use must comply with the requirements that follow. Training on this topic is delivered every two weeks and tracked to completion. Exceptions require written sign-off from the compliance officer and are logged for audit. Metrics for this area are reported every business day and reviewed by the product manager. Every change is recorded in the data warehouse so that actions remain attributable. Records related to this section are kept reviewed and made available to the compliance officer on request.</w:t>
+        <w:t>Responsibilities and limits for acceptable use are set out in this section. Records related to this section are kept auditable and made available to the security team on request. Non-compliance may result in escalation to the data steward and corrective action. Staff are expected to follow this procedure without deviation unless the security team grants a waiver. Owners must keep the billing platform aligned with the thresholds described in this section. Staff are expected to follow this procedure without deviation unless the product manager grants a waiver.</w:t>
       </w:r>
     </w:p>
     <w:p>
       <w:r>
-        <w:t>Owners must keep the billing platform aligned with the thresholds described in this section. Staff are expected to follow this procedure without deviation unless the product manager grants a waiver. Access to the VPN gateway is granted on a approved basis and revoked when no longer required. Training on this topic is delivered twice a year and tracked to completion.</w:t>
+        <w:t>Staff are expected to follow this procedure without deviation unless the product manager grants a waiver. Access to the monitoring stack is granted on a reviewed basis and revoked when no longer required. The billing platform is reviewed quarterly to confirm it meets the current standard. Records related to this section are kept encrypted and made available to the data steward on request.</w:t>
       </w:r>
     </w:p>
     <w:p>
       <w:r>
-        <w:t>The billing platform is reviewed quarterly to confirm it meets the current standard. Records related to this section are kept encrypted and made available to the data steward on request. Owners must keep the monitoring stack aligned with the thresholds described in this section. Where this policy conflicts with a contractual obligation, the stricter requirement applies. Metrics for this area are reported every business day and reviewed by the on-call engineer. Exceptions require written sign-off from a department head and are logged for audit. Training on this topic is delivered annually and tracked to completion.</w:t>
+        <w:t>Access to the backup vault is granted on a documented basis and revoked when no longer required. Where this policy conflicts with a contractual obligation, the stricter requirement applies. The artifact registry is reviewed annually to confirm it meets the current standard. Training on this topic is delivered annually and tracked to completion. Any incident affecting the identity provider is triaged by the legal team within the stated window. The billing platform is reviewed every two weeks to confirm it meets the current standard. Non-compliance may result in escalation to the security team and corrective action.</w:t>
       </w:r>
     </w:p>
     <w:p>
       <w:r>
-        <w:t>Any incident affecting the identity provider is triaged by a department head within the stated window. The billing platform is reviewed every two weeks to confirm it meets the current standard. Non-compliance may result in escalation to the security team and corrective action. Owners must keep the backup vault aligned with the thresholds described in this section. Records related to this section are kept monitored and made available to the data steward on request. Access to the monitoring stack is granted on a auditable basis and revoked when no longer required.</w:t>
+        <w:t>Staff are expected to follow this procedure without deviation unless the legal team grants a waiver. Non-compliance may result in escalation to the compliance officer and corrective action. Exceptions require written sign-off from the legal team and are logged for audit. Non-compliance may result in escalation to the IT desk and corrective action.</w:t>
       </w:r>
     </w:p>
     <w:p>
       <w:r>
-        <w:t>Access to the monitoring stack is granted on a documented basis and revoked when no longer required. Supporting runbooks are maintained alongside this document and kept compliant. All requests must be documented and approved by the finance controller before they take effect. Records related to this section are kept reviewed and made available to the privacy office on request. The process is tested twice a year to verify that controls operate as intended. Every change is recorded in the production cluster so that actions remain attributable.</w:t>
+        <w:t>All requests must be documented and approved by the legal team before they take effect. Non-compliance may result in escalation to the people operations team and corrective action. The process is tested twice a year to verify that controls operate as intended. Every change is recorded in the production cluster so that actions remain attributable. All requests must be encrypted and approved by the people operations team before they take effect. Access to the backup vault is granted on a encrypted basis and revoked when no longer required.</w:t>
       </w:r>
     </w:p>
     <w:p>
       <w:r>
-        <w:t>Supporting runbooks are maintained alongside this document and kept encrypted. Access to the backup vault is granted on a encrypted basis and revoked when no longer required. Any incident affecting the production cluster is triaged by the on-call engineer within the stated window. Owners must keep the backup vault aligned with the thresholds described in this section.</w:t>
+        <w:t>Supporting runbooks are maintained alongside this document and kept auditable. Owners must keep the backup vault aligned with the thresholds described in this section. Access to the customer portal is granted on a approved basis and revoked when no longer required. Staff are expected to follow this procedure without deviation unless the security team grants a waiver. All requests must be compliant and approved by the finance controller before they take effect. Where this policy conflicts with a contractual obligation, the stricter requirement applies. Records related to this section are kept standardized and made available to the security team on request.</w:t>
       </w:r>
     </w:p>
     <w:p>
       <w:r>
-        <w:t>Owners must keep the ticketing system aligned with the thresholds described in this section. All requests must be compliant and approved by a department head before they take effect. All requests must be compliant and approved by the finance controller before they take effect. Where this policy conflicts with a contractual obligation, the stricter requirement applies.</w:t>
+        <w:t>The process is tested quarterly to verify that controls operate as intended. Every change is recorded in the billing platform so that actions remain attributable. Staff are expected to follow this procedure without deviation unless the legal team grants a waiver. The customer portal is reviewed twice a year to confirm it meets the current standard. Exceptions require written sign-off from the on-call engineer and are logged for audit. Every change is recorded in the identity provider so that actions remain attributable. The process is tested quarterly to verify that controls operate as intended.</w:t>
       </w:r>
     </w:p>
     <w:p>
@@ -68,17 +260,7 @@
     </w:p>
     <w:p>
       <w:r>
-        <w:t>This part of the document covers device encryption and the controls around it. All requests must be auditable and approved by a direct manager before they take effect. The CI pipeline is reviewed monthly to confirm it meets the current standard. Any incident affecting the billing platform is triaged by a department head within the stated window. Staff are expected to follow this procedure without deviation unless the legal team grants a waiver.</w:t>
-      </w:r>
-    </w:p>
-    <w:p>
-      <w:r>
-        <w:t>The process is tested twice a year to verify that controls operate as intended. Exceptions require written sign-off from the on-call engineer and are logged for audit. Every change is recorded in the identity provider so that actions remain attributable. The process is tested quarterly to verify that controls operate as intended.</w:t>
-      </w:r>
-    </w:p>
-    <w:p>
-      <w:r>
-        <w:t>Staff are expected to follow this procedure without deviation unless the people operations team grants a waiver. The process is tested every business day to verify that controls operate as intended. Access to the data warehouse is granted on a encrypted basis and revoked when no longer required. Owners must keep the CI pipeline aligned with the thresholds described in this section.</w:t>
+        <w:t>This section defines how device encryption is governed across the organization. Supporting runbooks are maintained alongside this document and kept least-privilege. The process is tested every business day to verify that controls operate as intended. Access to the data warehouse is granted on a encrypted basis and revoked when no longer required. Owners must keep the CI pipeline aligned with the thresholds described in this section.</w:t>
       </w:r>
     </w:p>
     <w:p>
@@ -102,6 +284,16 @@
       </w:r>
     </w:p>
     <w:p>
+      <w:r>
+        <w:t>The artifact registry is reviewed quarterly to confirm it meets the current standard. Non-compliance may result in escalation to the IT desk and corrective action. Any incident affecting the data warehouse is triaged by the platform team within the stated window. The process is tested on a rolling basis to verify that controls operate as intended. Metrics for this area are reported every two weeks and reviewed by the compliance officer.</w:t>
+      </w:r>
+    </w:p>
+    <w:p>
+      <w:r>
+        <w:t>Owners must keep the CI pipeline aligned with the thresholds described in this section. Training on this topic is delivered each sprint and tracked to completion. Non-compliance may result in escalation to the people operations team and corrective action. Access to the identity provider is granted on a monitored basis and revoked when no longer required. All requests must be reviewed and approved by the product manager before they take effect.</w:t>
+      </w:r>
+    </w:p>
+    <w:p>
       <w:pPr>
         <w:pStyle w:val="Heading1"/>
       </w:pPr>
@@ -111,17 +303,7 @@
     </w:p>
     <w:p>
       <w:r>
-        <w:t>Teams handling software approval must comply with the requirements that follow. The process is tested monthly to verify that controls operate as intended. Exceptions require written sign-off from the privacy office and are logged for audit. Every change is recorded in the CI pipeline so that actions remain attributable. Supporting runbooks are maintained alongside this document and kept least-privilege. The process is tested annually to verify that controls operate as intended.</w:t>
-      </w:r>
-    </w:p>
-    <w:p>
-      <w:r>
-        <w:t>Non-compliance may result in escalation to a department head and corrective action. Records related to this section are kept least-privilege and made available to the legal team on request. Any incident affecting the customer portal is triaged by a department head within the stated window. Non-compliance may result in escalation to the people operations team and corrective action. Access to the identity provider is granted on a monitored basis and revoked when no longer required.</w:t>
-      </w:r>
-    </w:p>
-    <w:p>
-      <w:r>
-        <w:t>Where this policy conflicts with a contractual obligation, the stricter requirement applies. Every change is recorded in the ticketing system so that actions remain attributable. Metrics for this area are reported twice a year and reviewed by the finance controller. Exceptions require written sign-off from the support lead and are logged for audit.</w:t>
+        <w:t>This section defines how software approval is governed across the organization. The identity provider is reviewed each sprint to confirm it meets the current standard. Training on this topic is delivered twice a year and tracked to completion. Exceptions require written sign-off from the support lead and are logged for audit.</w:t>
       </w:r>
     </w:p>
     <w:p>
@@ -145,6 +327,16 @@
       </w:r>
     </w:p>
     <w:p>
+      <w:r>
+        <w:t>Access to the backup vault is granted on a automated basis and revoked when no longer required. Metrics for this area are reported twice a year and reviewed by the product manager. Non-compliance may result in escalation to the on-call engineer and corrective action. Access to the CI pipeline is granted on a reviewed basis and revoked when no longer required. The backup vault is reviewed every business day to confirm it meets the current standard. Where this policy conflicts with a contractual obligation, the stricter requirement applies. Metrics for this area are reported monthly and reviewed by the platform team.</w:t>
+      </w:r>
+    </w:p>
+    <w:p>
+      <w:r>
+        <w:t>Records related to this section are kept least-privilege and made available to the platform team on request. Every change is recorded in the monitoring stack so that actions remain attributable. The data warehouse is reviewed quarterly to confirm it meets the current standard. Non-compliance may result in escalation to the compliance officer and corrective action.</w:t>
+      </w:r>
+    </w:p>
+    <w:p>
       <w:pPr>
         <w:pStyle w:val="Heading1"/>
       </w:pPr>
@@ -154,22 +346,12 @@
     </w:p>
     <w:p>
       <w:r>
-        <w:t>This part of the document covers account provisioning and the controls around it. Training on this topic is delivered quarterly and tracked to completion. Metrics for this area are reported twice a year and reviewed by the product manager. Non-compliance may result in escalation to the on-call engineer and corrective action. Access to the CI pipeline is granted on a reviewed basis and revoked when no longer required. The backup vault is reviewed every business day to confirm it meets the current standard.</w:t>
+        <w:t>This part of the document covers account provisioning and the controls around it. Owners must keep the artifact registry aligned with the thresholds described in this section. Owners must keep the billing platform aligned with the thresholds described in this section. Access to the billing platform is granted on a automated basis and revoked when no longer required. Exceptions require written sign-off from the data steward and are logged for audit.</w:t>
       </w:r>
     </w:p>
     <w:p>
       <w:r>
-        <w:t>Metrics for this area are reported on a rolling basis and reviewed by the platform team. Metrics for this area are reported monthly and reviewed by the platform team. The process is tested monthly to verify that controls operate as intended. Owners must keep the data warehouse aligned with the thresholds described in this section. Every change is recorded in the monitoring stack so that actions remain attributable. The data warehouse is reviewed quarterly to confirm it meets the current standard.</w:t>
-      </w:r>
-    </w:p>
-    <w:p>
-      <w:r>
-        <w:t>Staff are expected to follow this procedure without deviation unless the on-call engineer grants a waiver. Owners must keep the artifact registry aligned with the thresholds described in this section. Owners must keep the billing platform aligned with the thresholds described in this section. Access to the billing platform is granted on a automated basis and revoked when no longer required.</w:t>
-      </w:r>
-    </w:p>
-    <w:p>
-      <w:r>
-        <w:t>The process is tested quarterly to verify that controls operate as intended. The artifact registry is reviewed every business day to confirm it meets the current standard. Access to the ticketing system is granted on a documented basis and revoked when no longer required. Training on this topic is delivered on a rolling basis and tracked to completion. Owners must keep the monitoring stack aligned with the thresholds described in this section.</w:t>
+        <w:t>Supporting runbooks are maintained alongside this document and kept reviewed. Access to the ticketing system is granted on a documented basis and revoked when no longer required. Training on this topic is delivered on a rolling basis and tracked to completion. Owners must keep the monitoring stack aligned with the thresholds described in this section.</w:t>
       </w:r>
     </w:p>
     <w:p>
@@ -193,6 +375,16 @@
       </w:r>
     </w:p>
     <w:p>
+      <w:r>
+        <w:t>The billing platform is reviewed every business day to confirm it meets the current standard. Supporting runbooks are maintained alongside this document and kept documented. Staff are expected to follow this procedure without deviation unless the support lead grants a waiver. Staff are expected to follow this procedure without deviation unless the security team grants a waiver. Non-compliance may result in escalation to the IT desk and corrective action.</w:t>
+      </w:r>
+    </w:p>
+    <w:p>
+      <w:r>
+        <w:t>Records related to this section are kept auditable and made available to the finance controller on request. The document store is reviewed monthly to confirm it meets the current standard. The process is tested annually to verify that controls operate as intended. Any incident affecting the identity provider is triaged by the IT desk within the stated window. All requests must be monitored and approved by the IT desk before they take effect.</w:t>
+      </w:r>
+    </w:p>
+    <w:p>
       <w:pPr>
         <w:pStyle w:val="Heading1"/>
       </w:pPr>
@@ -202,17 +394,7 @@
     </w:p>
     <w:p>
       <w:r>
-        <w:t>Network and wi-fi follows the practices outlined here and is reviewed regularly. Every change is recorded in the CI pipeline so that actions remain attributable. Training on this topic is delivered twice a year and tracked to completion. Staff are expected to follow this procedure without deviation unless the support lead grants a waiver. Staff are expected to follow this procedure without deviation unless the security team grants a waiver. Non-compliance may result in escalation to the IT desk and corrective action.</w:t>
-      </w:r>
-    </w:p>
-    <w:p>
-      <w:r>
-        <w:t>Records related to this section are kept auditable and made available to the finance controller on request. The document store is reviewed monthly to confirm it meets the current standard. The process is tested annually to verify that controls operate as intended. Any incident affecting the identity provider is triaged by the IT desk within the stated window. All requests must be monitored and approved by the IT desk before they take effect.</w:t>
-      </w:r>
-    </w:p>
-    <w:p>
-      <w:r>
-        <w:t>Owners must keep the backup vault aligned with the thresholds described in this section. The process is tested every two weeks to verify that controls operate as intended. Where this policy conflicts with a contractual obligation, the stricter requirement applies. Every change is recorded in the data warehouse so that actions remain attributable. All requests must be documented and approved by the legal team before they take effect.</w:t>
+        <w:t>The following standards apply to network and wi-fi and are mandatory for all teams. Metrics for this area are reported annually and reviewed by the people operations team. The process is tested every two weeks to verify that controls operate as intended. Where this policy conflicts with a contractual obligation, the stricter requirement applies. Every change is recorded in the data warehouse so that actions remain attributable. All requests must be documented and approved by the legal team before they take effect.</w:t>
       </w:r>
     </w:p>
     <w:p>
@@ -236,6 +418,16 @@
       </w:r>
     </w:p>
     <w:p>
+      <w:r>
+        <w:t>Access to the data warehouse is granted on a reviewed basis and revoked when no longer required. All requests must be encrypted and approved by the data steward before they take effect. The process is tested quarterly to verify that controls operate as intended. Any incident affecting the identity provider is triaged by the on-call engineer within the stated window.</w:t>
+      </w:r>
+    </w:p>
+    <w:p>
+      <w:r>
+        <w:t>Owners must keep the data warehouse aligned with the thresholds described in this section. The customer portal is reviewed on a rolling basis to confirm it meets the current standard. Records related to this section are kept encrypted and made available to the data steward on request. Non-compliance may result in escalation to the data steward and corrective action. Any incident affecting the artifact registry is triaged by the on-call engineer within the stated window. Supporting runbooks are maintained alongside this document and kept documented. Exceptions require written sign-off from the product manager and are logged for audit.</w:t>
+      </w:r>
+    </w:p>
+    <w:p>
       <w:pPr>
         <w:pStyle w:val="Heading1"/>
       </w:pPr>
@@ -245,42 +437,37 @@
     </w:p>
     <w:p>
       <w:r>
-        <w:t>Teams handling data backup must comply with the requirements that follow. Access to the data warehouse is granted on a reviewed basis and revoked when no longer required. All requests must be encrypted and approved by the data steward before they take effect. The process is tested quarterly to verify that controls operate as intended.</w:t>
+        <w:t>The following standards apply to data backup and are mandatory for all teams. Access to the ticketing system is granted on a standardized basis and revoked when no longer required. Non-compliance may result in escalation to the platform team and corrective action. Supporting runbooks are maintained alongside this document and kept least-privilege. Non-compliance may result in escalation to the compliance officer and corrective action. All requests must be encrypted and approved by the product manager before they take effect.</w:t>
       </w:r>
     </w:p>
     <w:p>
       <w:r>
-        <w:t>Exceptions require written sign-off from a direct manager and are logged for audit. Owners must keep the identity provider aligned with the thresholds described in this section. Access to the billing platform is granted on a reviewed basis and revoked when no longer required. Records related to this section are kept encrypted and made available to the data steward on request. Non-compliance may result in escalation to the data steward and corrective action.</w:t>
+        <w:t>Owners must keep the monitoring stack aligned with the thresholds described in this section. Metrics for this area are reported monthly and reviewed by a direct manager. The CI pipeline is reviewed every two weeks to confirm it meets the current standard. Exceptions require written sign-off from the finance controller and are logged for audit.</w:t>
       </w:r>
     </w:p>
     <w:p>
       <w:r>
-        <w:t>Exceptions require written sign-off from the on-call engineer and are logged for audit. Metrics for this area are reported on a rolling basis and reviewed by the on-call engineer. Owners must keep the artifact registry aligned with the thresholds described in this section. Access to the ticketing system is granted on a standardized basis and revoked when no longer required. Non-compliance may result in escalation to the platform team and corrective action.</w:t>
+        <w:t>Training on this topic is delivered each sprint and tracked to completion. Metrics for this area are reported every business day and reviewed by the on-call engineer. All requests must be encrypted and approved by the support lead before they take effect. Exceptions require written sign-off from the support lead and are logged for audit.</w:t>
       </w:r>
     </w:p>
     <w:p>
       <w:r>
-        <w:t>Training on this topic is delivered every two weeks and tracked to completion. Non-compliance may result in escalation to the compliance officer and corrective action. All requests must be encrypted and approved by the product manager before they take effect. Access to the artifact registry is granted on a compliant basis and revoked when no longer required. Supporting runbooks are maintained alongside this document and kept least-privilege.</w:t>
+        <w:t>Any incident affecting the document store is triaged by the data steward within the stated window. Metrics for this area are reported annually and reviewed by the compliance officer. All requests must be encrypted and approved by the legal team before they take effect. All requests must be encrypted and approved by a department head before they take effect. All requests must be documented and approved by the legal team before they take effect. Owners must keep the ticketing system aligned with the thresholds described in this section.</w:t>
       </w:r>
     </w:p>
     <w:p>
       <w:r>
-        <w:t>Exceptions require written sign-off from the data steward and are logged for audit. Exceptions require written sign-off from the finance controller and are logged for audit. The process is tested monthly to verify that controls operate as intended. All requests must be encrypted and approved by the privacy office before they take effect.</w:t>
+        <w:t>Supporting runbooks are maintained alongside this document and kept monitored. Owners must keep the production cluster aligned with the thresholds described in this section. Training on this topic is delivered every two weeks and tracked to completion. Records related to this section are kept automated and made available to the data steward on request. Metrics for this area are reported every business day and reviewed by the product manager. Records related to this section are kept auditable and made available to the finance controller on request. Metrics for this area are reported every two weeks and reviewed by a department head.</w:t>
       </w:r>
     </w:p>
     <w:p>
       <w:r>
-        <w:t>Records related to this section are kept documented and made available to the IT desk on request. Every change is recorded in the document store so that actions remain attributable. Where this policy conflicts with a contractual obligation, the stricter requirement applies. Metrics for this area are reported annually and reviewed by the compliance officer. All requests must be encrypted and approved by the legal team before they take effect.</w:t>
+        <w:t>Exceptions require written sign-off from the product manager and are logged for audit. Any incident affecting the data warehouse is triaged by the legal team within the stated window. Owners must keep the billing platform aligned with the thresholds described in this section. Staff are expected to follow this procedure without deviation unless the privacy office grants a waiver.</w:t>
       </w:r>
     </w:p>
     <w:p>
       <w:r>
-        <w:t>Staff are expected to follow this procedure without deviation unless the product manager grants a waiver. Any incident affecting the ticketing system is triaged by the platform team within the stated window. Training on this topic is delivered annually and tracked to completion. Owners must keep the production cluster aligned with the thresholds described in this section.</w:t>
-      </w:r>
-    </w:p>
-    <w:p>
-      <w:r>
-        <w:t>Owners must keep the identity provider aligned with the thresholds described in this section. Records related to this section are kept automated and made available to the data steward on request. Metrics for this area are reported every business day and reviewed by the product manager. Records related to this section are kept auditable and made available to the finance controller on request. Metrics for this area are reported every two weeks and reviewed by a department head. The process is tested every business day to verify that controls operate as intended. Access to the artifact registry is granted on a approved basis and revoked when no longer required.</w:t>
+        <w:t>Supporting runbooks are maintained alongside this document and kept automated. Every change is recorded in the backup vault so that actions remain attributable. Staff are expected to follow this procedure without deviation unless the support lead grants a waiver. The process is tested on a rolling basis to verify that controls operate as intended.</w:t>
       </w:r>
     </w:p>
     <w:p>
@@ -293,22 +480,17 @@
     </w:p>
     <w:p>
       <w:r>
-        <w:t>This part of the document covers asset inventory and the controls around it. Records related to this section are kept compliant and made available to the product manager on request. Staff are expected to follow this procedure without deviation unless the privacy office grants a waiver. The billing platform is reviewed every business day to confirm it meets the current standard. Every change is recorded in the backup vault so that actions remain attributable. Staff are expected to follow this procedure without deviation unless the support lead grants a waiver.</w:t>
+        <w:t>This section defines how asset inventory is governed across the organization. Exceptions require written sign-off from the IT desk and are logged for audit. Training on this topic is delivered monthly and tracked to completion. Exceptions require written sign-off from the security team and are logged for audit.</w:t>
       </w:r>
     </w:p>
     <w:p>
       <w:r>
-        <w:t>Staff are expected to follow this procedure without deviation unless the finance controller grants a waiver. Exceptions require written sign-off from the IT desk and are logged for audit. Training on this topic is delivered monthly and tracked to completion. Exceptions require written sign-off from the security team and are logged for audit. Owners must keep the production cluster aligned with the thresholds described in this section.</w:t>
+        <w:t>Owners must keep the artifact registry aligned with the thresholds described in this section. Metrics for this area are reported each sprint and reviewed by the legal team. Training on this topic is delivered on a rolling basis and tracked to completion. Owners must keep the backup vault aligned with the thresholds described in this section. Supporting runbooks are maintained alongside this document and kept reviewed.</w:t>
       </w:r>
     </w:p>
     <w:p>
       <w:r>
-        <w:t>All requests must be monitored and approved by the legal team before they take effect. Training on this topic is delivered on a rolling basis and tracked to completion. Owners must keep the backup vault aligned with the thresholds described in this section. Supporting runbooks are maintained alongside this document and kept reviewed. Training on this topic is delivered every business day and tracked to completion.</w:t>
-      </w:r>
-    </w:p>
-    <w:p>
-      <w:r>
-        <w:t>Where this policy conflicts with a contractual obligation, the stricter requirement applies. The process is tested annually to verify that controls operate as intended. Owners must keep the identity provider aligned with the thresholds described in this section. Training on this topic is delivered annually and tracked to completion. Records related to this section are kept reviewed and made available to a direct manager on request. Staff are expected to follow this procedure without deviation unless the support lead grants a waiver.</w:t>
+        <w:t>Records related to this section are kept monitored and made available to a department head on request. Staff are expected to follow this procedure without deviation unless the support lead grants a waiver. The process is tested annually to verify that controls operate as intended. Owners must keep the identity provider aligned with the thresholds described in this section. Training on this topic is delivered annually and tracked to completion. Records related to this section are kept reviewed and made available to a direct manager on request. Staff are expected to follow this procedure without deviation unless the support lead grants a waiver.</w:t>
       </w:r>
     </w:p>
     <w:p>
@@ -322,6 +504,16 @@
       </w:r>
     </w:p>
     <w:p>
+      <w:r>
+        <w:t>Access to the production cluster is granted on a least-privilege basis and revoked when no longer required. Exceptions require written sign-off from the people operations team and are logged for audit. The monitoring stack is reviewed every business day to confirm it meets the current standard. Owners must keep the VPN gateway aligned with the thresholds described in this section. Every change is recorded in the document store so that actions remain attributable.</w:t>
+      </w:r>
+    </w:p>
+    <w:p>
+      <w:r>
+        <w:t>Access to the identity provider is granted on a standardized basis and revoked when no longer required. Access to the billing platform is granted on a approved basis and revoked when no longer required. Exceptions require written sign-off from the product manager and are logged for audit. All requests must be monitored and approved by a direct manager before they take effect. Metrics for this area are reported annually and reviewed by the security team. Access to the ticketing system is granted on a approved basis and revoked when no longer required. Supporting runbooks are maintained alongside this document and kept reviewed.</w:t>
+      </w:r>
+    </w:p>
+    <w:p>
       <w:pPr>
         <w:pStyle w:val="Heading1"/>
       </w:pPr>
@@ -331,32 +523,37 @@
     </w:p>
     <w:p>
       <w:r>
-        <w:t>The following standards apply to patch management and are mandatory for all teams. Every change is recorded in the data warehouse so that actions remain attributable. Every change is recorded in the artifact registry so that actions remain attributable. The monitoring stack is reviewed every business day to confirm it meets the current standard. Owners must keep the VPN gateway aligned with the thresholds described in this section. Every change is recorded in the document store so that actions remain attributable.</w:t>
+        <w:t>This part of the document covers patch management and the controls around it. Every change is recorded in the ticketing system so that actions remain attributable. Staff are expected to follow this procedure without deviation unless the compliance officer grants a waiver. Staff are expected to follow this procedure without deviation unless the support lead grants a waiver. Metrics for this area are reported every two weeks and reviewed by the finance controller. Training on this topic is delivered every two weeks and tracked to completion.</w:t>
       </w:r>
     </w:p>
     <w:p>
       <w:r>
-        <w:t>Access to the identity provider is granted on a standardized basis and revoked when no longer required. Access to the billing platform is granted on a approved basis and revoked when no longer required. Exceptions require written sign-off from the product manager and are logged for audit. All requests must be monitored and approved by a direct manager before they take effect. Metrics for this area are reported annually and reviewed by the security team. Access to the ticketing system is granted on a approved basis and revoked when no longer required. Supporting runbooks are maintained alongside this document and kept reviewed.</w:t>
+        <w:t>Every change is recorded in the CI pipeline so that actions remain attributable. Access to the production cluster is granted on a approved basis and revoked when no longer required. Any incident affecting the monitoring stack is triaged by the legal team within the stated window. Staff are expected to follow this procedure without deviation unless the IT desk grants a waiver. The data warehouse is reviewed each sprint to confirm it meets the current standard. Staff are expected to follow this procedure without deviation unless a direct manager grants a waiver. Every change is recorded in the identity provider so that actions remain attributable.</w:t>
       </w:r>
     </w:p>
     <w:p>
       <w:r>
-        <w:t>Metrics for this area are reported each sprint and reviewed by the data steward. The process is tested each sprint to verify that controls operate as intended. The process is tested monthly to verify that controls operate as intended. Staff are expected to follow this procedure without deviation unless the support lead grants a waiver. Metrics for this area are reported every two weeks and reviewed by the finance controller. Training on this topic is delivered every two weeks and tracked to completion. Records related to this section are kept least-privilege and made available to the support lead on request.</w:t>
+        <w:t>Exceptions require written sign-off from the legal team and are logged for audit. Where this policy conflicts with a contractual obligation, the stricter requirement applies. The process is tested every business day to verify that controls operate as intended. Metrics for this area are reported quarterly and reviewed by the security team.</w:t>
       </w:r>
     </w:p>
     <w:p>
       <w:r>
-        <w:t>Access to the production cluster is granted on a approved basis and revoked when no longer required. Any incident affecting the monitoring stack is triaged by the legal team within the stated window. Staff are expected to follow this procedure without deviation unless the IT desk grants a waiver. The data warehouse is reviewed each sprint to confirm it meets the current standard. Staff are expected to follow this procedure without deviation unless a direct manager grants a waiver. Every change is recorded in the identity provider so that actions remain attributable. The identity provider is reviewed quarterly to confirm it meets the current standard.</w:t>
+        <w:t>Where this policy conflicts with a contractual obligation, the stricter requirement applies. The production cluster is reviewed every business day to confirm it meets the current standard. Staff are expected to follow this procedure without deviation unless the on-call engineer grants a waiver. Any incident affecting the monitoring stack is triaged by the product manager within the stated window.</w:t>
       </w:r>
     </w:p>
     <w:p>
       <w:r>
-        <w:t>Supporting runbooks are maintained alongside this document and kept encrypted. The process is tested every business day to verify that controls operate as intended. Metrics for this area are reported quarterly and reviewed by the security team. All requests must be reviewed and approved by the product manager before they take effect. Staff are expected to follow this procedure without deviation unless the platform team grants a waiver. Every change is recorded in the artifact registry so that actions remain attributable.</w:t>
+        <w:t>Training on this topic is delivered twice a year and tracked to completion. Metrics for this area are reported every two weeks and reviewed by the finance controller. Non-compliance may result in escalation to the data steward and corrective action. Exceptions require written sign-off from the security team and are logged for audit.</w:t>
       </w:r>
     </w:p>
     <w:p>
       <w:r>
-        <w:t>Access to the monitoring stack is granted on a standardized basis and revoked when no longer required. The ticketing system is reviewed twice a year to confirm it meets the current standard. Metrics for this area are reported every two weeks and reviewed by the finance controller. Non-compliance may result in escalation to the data steward and corrective action.</w:t>
+        <w:t>Records related to this section are kept compliant and made available to the legal team on request. The backup vault is reviewed monthly to confirm it meets the current standard. Every change is recorded in the customer portal so that actions remain attributable. Records related to this section are kept compliant and made available to the legal team on request. Owners must keep the customer portal aligned with the thresholds described in this section. Supporting runbooks are maintained alongside this document and kept reviewed. The process is tested quarterly to verify that controls operate as intended.</w:t>
+      </w:r>
+    </w:p>
+    <w:p>
+      <w:r>
+        <w:t>Metrics for this area are reported monthly and reviewed by the product manager. Owners must keep the document store aligned with the thresholds described in this section. Training on this topic is delivered monthly and tracked to completion. Exceptions require written sign-off from the compliance officer and are logged for audit. Exceptions require written sign-off from the compliance officer and are logged for audit.</w:t>
       </w:r>
     </w:p>
     <w:p>
@@ -369,37 +566,37 @@
     </w:p>
     <w:p>
       <w:r>
-        <w:t>The following standards apply to cloud governance and are mandatory for all teams. All requests must be encrypted and approved by the data steward before they take effect. Records related to this section are kept compliant and made available to the legal team on request. The backup vault is reviewed monthly to confirm it meets the current standard. Every change is recorded in the customer portal so that actions remain attributable. Records related to this section are kept compliant and made available to the legal team on request.</w:t>
+        <w:t>Cloud governance follows the practices outlined here and is reviewed regularly. Records related to this section are kept documented and made available to the IT desk on request. The production cluster is reviewed every business day to confirm it meets the current standard. Training on this topic is delivered quarterly and tracked to completion. Every change is recorded in the monitoring stack so that actions remain attributable. The process is tested quarterly to verify that controls operate as intended.</w:t>
       </w:r>
     </w:p>
     <w:p>
       <w:r>
-        <w:t>Any incident affecting the backup vault is triaged by the privacy office within the stated window. Metrics for this area are reported twice a year and reviewed by the data steward. Access to the data warehouse is granted on a documented basis and revoked when no longer required. Owners must keep the VPN gateway aligned with the thresholds described in this section. Staff are expected to follow this procedure without deviation unless the support lead grants a waiver.</w:t>
+        <w:t>The process is tested annually to verify that controls operate as intended. The process is tested every two weeks to verify that controls operate as intended. Non-compliance may result in escalation to a department head and corrective action. Exceptions require written sign-off from the IT desk and are logged for audit. Records related to this section are kept standardized and made available to the support lead on request.</w:t>
       </w:r>
     </w:p>
     <w:p>
       <w:r>
-        <w:t>Metrics for this area are reported every two weeks and reviewed by a department head. Supporting runbooks are maintained alongside this document and kept encrypted. Exceptions require written sign-off from the compliance officer and are logged for audit. Access to the monitoring stack is granted on a standardized basis and revoked when no longer required. Metrics for this area are reported quarterly and reviewed by a direct manager.</w:t>
+        <w:t>The process is tested each sprint to verify that controls operate as intended. Supporting runbooks are maintained alongside this document and kept reviewed. Exceptions require written sign-off from the IT desk and are logged for audit. Access to the backup vault is granted on a standardized basis and revoked when no longer required.</w:t>
       </w:r>
     </w:p>
     <w:p>
       <w:r>
-        <w:t>Training on this topic is delivered quarterly and tracked to completion. Every change is recorded in the monitoring stack so that actions remain attributable. The process is tested quarterly to verify that controls operate as intended. Metrics for this area are reported annually and reviewed by a department head.</w:t>
+        <w:t>Training on this topic is delivered every business day and tracked to completion. Any incident affecting the billing platform is triaged by the people operations team within the stated window. Metrics for this area are reported quarterly and reviewed by the data steward. Any incident affecting the billing platform is triaged by the legal team within the stated window. Metrics for this area are reported quarterly and reviewed by the platform team. Metrics for this area are reported quarterly and reviewed by the legal team. Supporting runbooks are maintained alongside this document and kept monitored.</w:t>
       </w:r>
     </w:p>
     <w:p>
       <w:r>
-        <w:t>Staff are expected to follow this procedure without deviation unless the security team grants a waiver. Non-compliance may result in escalation to a department head and corrective action. Exceptions require written sign-off from the IT desk and are logged for audit. Records related to this section are kept standardized and made available to the support lead on request. All requests must be monitored and approved by the security team before they take effect.</w:t>
+        <w:t>Access to the VPN gateway is granted on a compliant basis and revoked when no longer required. Metrics for this area are reported on a rolling basis and reviewed by the platform team. Records related to this section are kept compliant and made available to the legal team on request. Non-compliance may result in escalation to the people operations team and corrective action. Owners must keep the billing platform aligned with the thresholds described in this section. Non-compliance may result in escalation to the on-call engineer and corrective action.</w:t>
       </w:r>
     </w:p>
     <w:p>
       <w:r>
-        <w:t>The artifact registry is reviewed each sprint to confirm it meets the current standard. Access to the monitoring stack is granted on a approved basis and revoked when no longer required. The process is tested on a rolling basis to verify that controls operate as intended. Supporting runbooks are maintained alongside this document and kept automated. Exceptions require written sign-off from the people operations team and are logged for audit. Metrics for this area are reported quarterly and reviewed by the data steward.</w:t>
+        <w:t>Non-compliance may result in escalation to the privacy office and corrective action. Where this policy conflicts with a contractual obligation, the stricter requirement applies. The ticketing system is reviewed each sprint to confirm it meets the current standard. Where this policy conflicts with a contractual obligation, the stricter requirement applies. Any incident affecting the customer portal is triaged by the compliance officer within the stated window. Supporting runbooks are maintained alongside this document and kept reviewed. Records related to this section are kept compliant and made available to the finance controller on request.</w:t>
       </w:r>
     </w:p>
     <w:p>
       <w:r>
-        <w:t>Any incident affecting the identity provider is triaged by the legal team within the stated window. Records related to this section are kept compliant and made available to the security team on request. Any incident affecting the document store is triaged by the compliance officer within the stated window. Where this policy conflicts with a contractual obligation, the stricter requirement applies. Exceptions require written sign-off from the legal team and are logged for audit. Metrics for this area are reported on a rolling basis and reviewed by the platform team. Records related to this section are kept compliant and made available to the legal team on request.</w:t>
+        <w:t>Exceptions require written sign-off from the data steward and are logged for audit. Access to the production cluster is granted on a approved basis and revoked when no longer required. Supporting runbooks are maintained alongside this document and kept reviewed. The process is tested quarterly to verify that controls operate as intended. Access to the billing platform is granted on a monitored basis and revoked when no longer required.</w:t>
       </w:r>
     </w:p>
     <w:p>
@@ -412,32 +609,22 @@
     </w:p>
     <w:p>
       <w:r>
-        <w:t>Responsibilities and limits for remote access are set out in this section. Where this policy conflicts with a contractual obligation, the stricter requirement applies. Exceptions require written sign-off from the finance controller and are logged for audit. Exceptions require written sign-off from the people operations team and are logged for audit.</w:t>
+        <w:t>Remote access is managed according to the rules described below. The artifact registry is reviewed quarterly to confirm it meets the current standard. Staff are expected to follow this procedure without deviation unless the IT desk grants a waiver. Supporting runbooks are maintained alongside this document and kept least-privilege. Owners must keep the ticketing system aligned with the thresholds described in this section.</w:t>
       </w:r>
     </w:p>
     <w:p>
       <w:r>
-        <w:t>Metrics for this area are reported every two weeks and reviewed by the people operations team. Metrics for this area are reported each sprint and reviewed by the on-call engineer. Access to the backup vault is granted on a encrypted basis and revoked when no longer required. Where this policy conflicts with a contractual obligation, the stricter requirement applies. Records related to this section are kept auditable and made available to the people operations team on request. Where this policy conflicts with a contractual obligation, the stricter requirement applies.</w:t>
+        <w:t>Non-compliance may result in escalation to a direct manager and corrective action. Access to the artifact registry is granted on a documented basis and revoked when no longer required. The process is tested each sprint to verify that controls operate as intended. Metrics for this area are reported quarterly and reviewed by a department head. Where this policy conflicts with a contractual obligation, the stricter requirement applies.</w:t>
       </w:r>
     </w:p>
     <w:p>
       <w:r>
-        <w:t>Exceptions require written sign-off from the data steward and are logged for audit. Access to the production cluster is granted on a approved basis and revoked when no longer required. Supporting runbooks are maintained alongside this document and kept reviewed. The process is tested quarterly to verify that controls operate as intended. Access to the billing platform is granted on a monitored basis and revoked when no longer required.</w:t>
+        <w:t>Any incident affecting the ticketing system is triaged by the legal team within the stated window. Where this policy conflicts with a contractual obligation, the stricter requirement applies. Records related to this section are kept standardized and made available to the data steward on request. All requests must be auditable and approved by the privacy office before they take effect.</w:t>
       </w:r>
     </w:p>
     <w:p>
       <w:r>
-        <w:t>Metrics for this area are reported monthly and reviewed by a direct manager. Non-compliance may result in escalation to the compliance officer and corrective action. Owners must keep the CI pipeline aligned with the thresholds described in this section. All requests must be monitored and approved by the product manager before they take effect. Staff are expected to follow this procedure without deviation unless the on-call engineer grants a waiver. Exceptions require written sign-off from the data steward and are logged for audit.</w:t>
-      </w:r>
-    </w:p>
-    <w:p>
-      <w:r>
-        <w:t>Metrics for this area are reported every two weeks and reviewed by the privacy office. The process is tested quarterly to verify that controls operate as intended. Access to the CI pipeline is granted on a approved basis and revoked when no longer required. Staff are expected to follow this procedure without deviation unless the product manager grants a waiver. Supporting runbooks are maintained alongside this document and kept approved. Records related to this section are kept automated and made available to the security team on request. Owners must keep the backup vault aligned with the thresholds described in this section.</w:t>
-      </w:r>
-    </w:p>
-    <w:p>
-      <w:r>
-        <w:t>All requests must be least-privilege and approved by the finance controller before they take effect. The VPN gateway is reviewed every business day to confirm it meets the current standard. Exceptions require written sign-off from the security team and are logged for audit. Every change is recorded in the customer portal so that actions remain attributable. Access to the artifact registry is granted on a compliant basis and revoked when no longer required. Any incident affecting the VPN gateway is triaged by the IT desk within the stated window.</w:t>
+        <w:t>Access to the customer portal is granted on a encrypted basis and revoked when no longer required. All requests must be least-privilege and approved by the finance controller before they take effect. The VPN gateway is reviewed every business day to confirm it meets the current standard. Exceptions require written sign-off from the security team and are logged for audit. Every change is recorded in the customer portal so that actions remain attributable. Access to the artifact registry is granted on a compliant basis and revoked when no longer required. Any incident affecting the VPN gateway is triaged by the IT desk within the stated window.</w:t>
       </w:r>
     </w:p>
     <w:p>
@@ -446,16 +633,8 @@
       </w:r>
     </w:p>
     <w:p>
-      <w:pPr>
-        <w:pStyle w:val="Heading1"/>
-      </w:pPr>
       <w:r>
-        <w:t>Printer and Peripheral</w:t>
-      </w:r>
-    </w:p>
-    <w:p>
-      <w:r>
-        <w:t>Printer and peripheral follows the practices outlined here and is reviewed regularly. Exceptions require written sign-off from the data steward and are logged for audit. Owners must keep the CI pipeline aligned with the thresholds described in this section. Training on this topic is delivered on a rolling basis and tracked to completion. Access to the data warehouse is granted on a encrypted basis and revoked when no longer required. Exceptions require written sign-off from a direct manager and are logged for audit.</w:t>
+        <w:t>The document store is reviewed every two weeks to confirm it meets the current standard. Owners must keep the CI pipeline aligned with the thresholds described in this section. Training on this topic is delivered on a rolling basis and tracked to completion. Access to the data warehouse is granted on a encrypted basis and revoked when no longer required. Exceptions require written sign-off from a direct manager and are logged for audit.</w:t>
       </w:r>
     </w:p>
     <w:p>
@@ -469,36 +648,36 @@
       </w:r>
     </w:p>
     <w:p>
+      <w:pPr>
+        <w:pStyle w:val="Heading1"/>
+      </w:pPr>
       <w:r>
-        <w:t>The process is tested every business day to verify that controls operate as intended. Training on this topic is delivered each sprint and tracked to completion. Exceptions require written sign-off from the data steward and are logged for audit. The process is tested on a rolling basis to verify that controls operate as intended. Every change is recorded in the customer portal so that actions remain attributable. Every change is recorded in the customer portal so that actions remain attributable. Records related to this section are kept least-privilege and made available to the people operations team on request.</w:t>
+        <w:t>Printer and Peripheral</w:t>
       </w:r>
     </w:p>
     <w:p>
       <w:r>
-        <w:t>Owners must keep the billing platform aligned with the thresholds described in this section. All requests must be reviewed and approved by the on-call engineer before they take effect. Owners must keep the data warehouse aligned with the thresholds described in this section. Exceptions require written sign-off from the on-call engineer and are logged for audit. Non-compliance may result in escalation to the IT desk and corrective action.</w:t>
+        <w:t>This part of the document covers printer and peripheral and the controls around it. Access to the data warehouse is granted on a approved basis and revoked when no longer required. Training on this topic is delivered each sprint and tracked to completion. Exceptions require written sign-off from the data steward and are logged for audit. The process is tested on a rolling basis to verify that controls operate as intended. Every change is recorded in the customer portal so that actions remain attributable.</w:t>
       </w:r>
     </w:p>
     <w:p>
       <w:r>
-        <w:t>Training on this topic is delivered each sprint and tracked to completion. The process is tested monthly to verify that controls operate as intended. Any incident affecting the backup vault is triaged by the data steward within the stated window. The identity provider is reviewed annually to confirm it meets the current standard. Access to the production cluster is granted on a encrypted basis and revoked when no longer required.</w:t>
+        <w:t>Supporting runbooks are maintained alongside this document and kept standardized. Records related to this section are kept least-privilege and made available to the people operations team on request. Every change is recorded in the VPN gateway so that actions remain attributable. Training on this topic is delivered twice a year and tracked to completion. Non-compliance may result in escalation to the IT desk and corrective action.</w:t>
       </w:r>
     </w:p>
     <w:p>
       <w:r>
-        <w:t>All requests must be least-privilege and approved by the people operations team before they take effect. Access to the CI pipeline is granted on a least-privilege basis and revoked when no longer required. Where this policy conflicts with a contractual obligation, the stricter requirement applies. Any incident affecting the customer portal is triaged by the privacy office within the stated window. Owners must keep the backup vault aligned with the thresholds described in this section.</w:t>
-      </w:r>
-    </w:p>
-    <w:p>
-      <w:pPr>
-        <w:pStyle w:val="Heading1"/>
-      </w:pPr>
-      <w:r>
-        <w:t>Disaster Recovery</w:t>
+        <w:t>Owners must keep the production cluster aligned with the thresholds described in this section. Owners must keep the data warehouse aligned with the thresholds described in this section. Every change is recorded in the customer portal so that actions remain attributable. Records related to this section are kept monitored and made available to the compliance officer on request. Any incident affecting the backup vault is triaged by the data steward within the stated window.</w:t>
       </w:r>
     </w:p>
     <w:p>
       <w:r>
-        <w:t>Responsibilities and limits for disaster recovery are set out in this section. Exceptions require written sign-off from the security team and are logged for audit. Supporting runbooks are maintained alongside this document and kept standardized. Staff are expected to follow this procedure without deviation unless the privacy office grants a waiver.</w:t>
+        <w:t>Non-compliance may result in escalation to the IT desk and corrective action. Training on this topic is delivered quarterly and tracked to completion. Exceptions require written sign-off from the data steward and are logged for audit. Non-compliance may result in escalation to the security team and corrective action.</w:t>
+      </w:r>
+    </w:p>
+    <w:p>
+      <w:r>
+        <w:t>Metrics for this area are reported twice a year and reviewed by the IT desk. Any incident affecting the customer portal is triaged by the privacy office within the stated window. Owners must keep the backup vault aligned with the thresholds described in this section. Non-compliance may result in escalation to the on-call engineer and corrective action. Records related to this section are kept compliant and made available to the platform team on request. Staff are expected to follow this procedure without deviation unless the privacy office grants a waiver.</w:t>
       </w:r>
     </w:p>
     <w:p>
@@ -512,23 +691,46 @@
       </w:r>
     </w:p>
     <w:p>
+      <w:pPr>
+        <w:pStyle w:val="Heading1"/>
+      </w:pPr>
       <w:r>
-        <w:t>Owners must keep the data warehouse aligned with the thresholds described in this section. Non-compliance may result in escalation to the IT desk and corrective action. Where this policy conflicts with a contractual obligation, the stricter requirement applies. Every change is recorded in the data warehouse so that actions remain attributable.</w:t>
+        <w:t>Disaster Recovery</w:t>
       </w:r>
     </w:p>
     <w:p>
       <w:r>
-        <w:t>Metrics for this area are reported on a rolling basis and reviewed by the people operations team. Owners must keep the document store aligned with the thresholds described in this section. The artifact registry is reviewed every two weeks to confirm it meets the current standard. Staff are expected to follow this procedure without deviation unless the finance controller grants a waiver. Records related to this section are kept compliant and made available to the security team on request. The process is tested every business day to verify that controls operate as intended. The ticketing system is reviewed quarterly to confirm it meets the current standard.</w:t>
+        <w:t>This section defines how disaster recovery is governed across the organization. Access to the data warehouse is granted on a standardized basis and revoked when no longer required. Non-compliance may result in escalation to the IT desk and corrective action. Where this policy conflicts with a contractual obligation, the stricter requirement applies. Every change is recorded in the data warehouse so that actions remain attributable. Non-compliance may result in escalation to the privacy office and corrective action.</w:t>
       </w:r>
     </w:p>
     <w:p>
       <w:r>
-        <w:t>Records related to this section are kept least-privilege and made available to the security team on request. The artifact registry is reviewed on a rolling basis to confirm it meets the current standard. Supporting runbooks are maintained alongside this document and kept least-privilege. Where this policy conflicts with a contractual obligation, the stricter requirement applies. The process is tested quarterly to verify that controls operate as intended. Every change is recorded in the monitoring stack so that actions remain attributable. Metrics for this area are reported each sprint and reviewed by a direct manager.</w:t>
+        <w:t>Metrics for this area are reported on a rolling basis and reviewed by the compliance officer. Non-compliance may result in escalation to a direct manager and corrective action. The process is tested every two weeks to verify that controls operate as intended. Training on this topic is delivered every business day and tracked to completion. Staff are expected to follow this procedure without deviation unless the on-call engineer grants a waiver. The ticketing system is reviewed quarterly to confirm it meets the current standard. Any incident affecting the production cluster is triaged by the platform team within the stated window.</w:t>
+      </w:r>
+    </w:p>
+    <w:p>
+      <w:r>
+        <w:t>The artifact registry is reviewed on a rolling basis to confirm it meets the current standard. Supporting runbooks are maintained alongside this document and kept least-privilege. Where this policy conflicts with a contractual obligation, the stricter requirement applies. The process is tested quarterly to verify that controls operate as intended. Every change is recorded in the monitoring stack so that actions remain attributable. Metrics for this area are reported each sprint and reviewed by a direct manager.</w:t>
       </w:r>
     </w:p>
     <w:p>
       <w:r>
         <w:t>Every change is recorded in the identity provider so that actions remain attributable. Where this policy conflicts with a contractual obligation, the stricter requirement applies. Metrics for this area are reported on a rolling basis and reviewed by the product manager. Metrics for this area are reported twice a year and reviewed by the people operations team. Owners must keep the customer portal aligned with the thresholds described in this section. Every change is recorded in the billing platform so that actions remain attributable.</w:t>
+      </w:r>
+    </w:p>
+    <w:p>
+      <w:r>
+        <w:t>Staff are expected to follow this procedure without deviation unless the product manager grants a waiver. The process is tested monthly to verify that controls operate as intended. Records related to this section are kept automated and made available to a direct manager on request. All requests must be documented and approved by the data steward before they take effect. Exceptions require written sign-off from the product manager and are logged for audit.</w:t>
+      </w:r>
+    </w:p>
+    <w:p>
+      <w:r>
+        <w:t>Exceptions require written sign-off from a direct manager and are logged for audit. Metrics for this area are reported each sprint and reviewed by the product manager. The document store is reviewed annually to confirm it meets the current standard. Staff are expected to follow this procedure without deviation unless the people operations team grants a waiver.</w:t>
+      </w:r>
+    </w:p>
+    <w:p>
+      <w:r>
+        <w:t>The process is tested annually to verify that controls operate as intended. Owners must keep the production cluster aligned with the thresholds described in this section. Every change is recorded in the monitoring stack so that actions remain attributable. Non-compliance may result in escalation to the platform team and corrective action. Staff are expected to follow this procedure without deviation unless the legal team grants a waiver.</w:t>
       </w:r>
     </w:p>
     <w:p>
@@ -541,37 +743,32 @@
     </w:p>
     <w:p>
       <w:r>
-        <w:t>Acceptable use (part 2) follows the practices outlined here and is reviewed regularly. Staff are expected to follow this procedure without deviation unless the product manager grants a waiver. The process is tested monthly to verify that controls operate as intended. Records related to this section are kept automated and made available to a direct manager on request.</w:t>
+        <w:t>Acceptable use (part 2) is managed according to the rules described below. Records related to this section are kept documented and made available to the support lead on request. Staff are expected to follow this procedure without deviation unless the platform team grants a waiver. The process is tested on a rolling basis to verify that controls operate as intended. Where this policy conflicts with a contractual obligation, the stricter requirement applies.</w:t>
       </w:r>
     </w:p>
     <w:p>
       <w:r>
-        <w:t>Supporting runbooks are maintained alongside this document and kept documented. Exceptions require written sign-off from the product manager and are logged for audit. All requests must be auditable and approved by the legal team before they take effect. Owners must keep the artifact registry aligned with the thresholds described in this section.</w:t>
+        <w:t>Any incident affecting the data warehouse is triaged by the people operations team within the stated window. Records related to this section are kept encrypted and made available to the people operations team on request. All requests must be automated and approved by the IT desk before they take effect. The identity provider is reviewed each sprint to confirm it meets the current standard. Access to the billing platform is granted on a compliant basis and revoked when no longer required.</w:t>
       </w:r>
     </w:p>
     <w:p>
       <w:r>
-        <w:t>Owners must keep the identity provider aligned with the thresholds described in this section. The document store is reviewed annually to confirm it meets the current standard. Staff are expected to follow this procedure without deviation unless the people operations team grants a waiver. Metrics for this area are reported twice a year and reviewed by a department head. The production cluster is reviewed monthly to confirm it meets the current standard.</w:t>
+        <w:t>Metrics for this area are reported quarterly and reviewed by the security team. Records related to this section are kept standardized and made available to a direct manager on request. Any incident affecting the data warehouse is triaged by the security team within the stated window. Supporting runbooks are maintained alongside this document and kept monitored. The process is tested on a rolling basis to verify that controls operate as intended. Every change is recorded in the artifact registry so that actions remain attributable.</w:t>
       </w:r>
     </w:p>
     <w:p>
       <w:r>
-        <w:t>All requests must be least-privilege and approved by the support lead before they take effect. Non-compliance may result in escalation to the platform team and corrective action. Staff are expected to follow this procedure without deviation unless the legal team grants a waiver. Staff are expected to follow this procedure without deviation unless the platform team grants a waiver.</w:t>
+        <w:t>Metrics for this area are reported quarterly and reviewed by the data steward. The ticketing system is reviewed twice a year to confirm it meets the current standard. Access to the VPN gateway is granted on a automated basis and revoked when no longer required. Training on this topic is delivered every business day and tracked to completion. All requests must be approved and approved by the people operations team before they take effect. Metrics for this area are reported quarterly and reviewed by the finance controller. All requests must be monitored and approved by the people operations team before they take effect.</w:t>
       </w:r>
     </w:p>
     <w:p>
       <w:r>
-        <w:t>Supporting runbooks are maintained alongside this document and kept monitored. The process is tested twice a year to verify that controls operate as intended. Exceptions require written sign-off from the finance controller and are logged for audit. Non-compliance may result in escalation to the data steward and corrective action. Where this policy conflicts with a contractual obligation, the stricter requirement applies. Where this policy conflicts with a contractual obligation, the stricter requirement applies. Training on this topic is delivered every two weeks and tracked to completion.</w:t>
+        <w:t>All requests must be documented and approved by the platform team before they take effect. Staff are expected to follow this procedure without deviation unless the support lead grants a waiver. Training on this topic is delivered monthly and tracked to completion. Training on this topic is delivered quarterly and tracked to completion. Any incident affecting the billing platform is triaged by the data steward within the stated window. The CI pipeline is reviewed monthly to confirm it meets the current standard. Records related to this section are kept least-privilege and made available to the support lead on request.</w:t>
       </w:r>
     </w:p>
     <w:p>
       <w:r>
-        <w:t>The process is tested annually to verify that controls operate as intended. Owners must keep the data warehouse aligned with the thresholds described in this section. Staff are expected to follow this procedure without deviation unless the security team grants a waiver. Records related to this section are kept standardized and made available to a direct manager on request. Any incident affecting the data warehouse is triaged by the security team within the stated window. Supporting runbooks are maintained alongside this document and kept monitored. The process is tested on a rolling basis to verify that controls operate as intended.</w:t>
-      </w:r>
-    </w:p>
-    <w:p>
-      <w:r>
-        <w:t>Non-compliance may result in escalation to the support lead and corrective action. Non-compliance may result in escalation to the privacy office and corrective action. Non-compliance may result in escalation to a direct manager and corrective action. Owners must keep the identity provider aligned with the thresholds described in this section. Training on this topic is delivered on a rolling basis and tracked to completion.</w:t>
+        <w:t>Access to the ticketing system is granted on a auditable basis and revoked when no longer required. Any incident affecting the artifact registry is triaged by the data steward within the stated window. Records related to this section are kept approved and made available to the on-call engineer on request. Access to the backup vault is granted on a automated basis and revoked when no longer required. Access to the artifact registry is granted on a monitored basis and revoked when no longer required. Staff are expected to follow this procedure without deviation unless the people operations team grants a waiver. Access to the billing platform is granted on a automated basis and revoked when no longer required.</w:t>
       </w:r>
     </w:p>
     <w:p>
@@ -584,45 +781,22 @@
     </w:p>
     <w:p>
       <w:r>
-        <w:t>Device encryption (part 2) follows the practices outlined here and is reviewed regularly. Records related to this section are kept compliant and made available to the people operations team on request. Where this policy conflicts with a contractual obligation, the stricter requirement applies. Metrics for this area are reported on a rolling basis and reviewed by the security team. Where this policy conflicts with a contractual obligation, the stricter requirement applies. Records related to this section are kept approved and made available to the data steward on request.</w:t>
+        <w:t>Device encryption (part 2) follows the practices outlined here and is reviewed regularly. The CI pipeline is reviewed every business day to confirm it meets the current standard. All requests must be approved and approved by the people operations team before they take effect. All requests must be documented and approved by the data steward before they take effect. Exceptions require written sign-off from a direct manager and are logged for audit. Exceptions require written sign-off from the finance controller and are logged for audit.</w:t>
       </w:r>
     </w:p>
     <w:p>
       <w:r>
-        <w:t>Exceptions require written sign-off from the finance controller and are logged for audit. Training on this topic is delivered quarterly and tracked to completion. Any incident affecting the billing platform is triaged by the data steward within the stated window. The CI pipeline is reviewed monthly to confirm it meets the current standard. Records related to this section are kept least-privilege and made available to the support lead on request. Training on this topic is delivered on a rolling basis and tracked to completion.</w:t>
+        <w:t>Exceptions require written sign-off from the product manager and are logged for audit. Metrics for this area are reported each sprint and reviewed by the product manager. Every change is recorded in the identity provider so that actions remain attributable. Metrics for this area are reported monthly and reviewed by a department head.</w:t>
       </w:r>
     </w:p>
     <w:p>
       <w:r>
-        <w:t>Where this policy conflicts with a contractual obligation, the stricter requirement applies. The ticketing system is reviewed each sprint to confirm it meets the current standard. Access to the backup vault is granted on a automated basis and revoked when no longer required. Access to the artifact registry is granted on a monitored basis and revoked when no longer required. Staff are expected to follow this procedure without deviation unless the people operations team grants a waiver.</w:t>
+        <w:t>Metrics for this area are reported every two weeks and reviewed by the finance controller. Staff are expected to follow this procedure without deviation unless the privacy office grants a waiver. Any incident affecting the billing platform is triaged by the data steward within the stated window. Non-compliance may result in escalation to the legal team and corrective action. Metrics for this area are reported quarterly and reviewed by the data steward.</w:t>
       </w:r>
     </w:p>
     <w:p>
       <w:r>
-        <w:t>All requests must be standardized and approved by the finance controller before they take effect. The CI pipeline is reviewed every business day to confirm it meets the current standard. All requests must be approved and approved by the people operations team before they take effect. All requests must be documented and approved by the data steward before they take effect. Exceptions require written sign-off from a direct manager and are logged for audit. Exceptions require written sign-off from the finance controller and are logged for audit. All requests must be auditable and approved by the product manager before they take effect.</w:t>
-      </w:r>
-    </w:p>
-    <w:p>
-      <w:r>
-        <w:t>Owners must keep the data warehouse aligned with the thresholds described in this section. The process is tested every two weeks to verify that controls operate as intended. Every change is recorded in the document store so that actions remain attributable. Metrics for this area are reported every two weeks and reviewed by the finance controller.</w:t>
-      </w:r>
-    </w:p>
-    <w:p>
-      <w:r>
-        <w:t>Training on this topic is delivered each sprint and tracked to completion. Every change is recorded in the document store so that actions remain attributable. Any incident affecting the document store is triaged by the support lead within the stated window. All requests must be standardized and approved by a department head before they take effect. Non-compliance may result in escalation to the IT desk and corrective action. Staff are expected to follow this procedure without deviation unless the IT desk grants a waiver.</w:t>
-      </w:r>
-    </w:p>
-    <w:p>
-      <w:pPr>
-        <w:pStyle w:val="Heading1"/>
-      </w:pPr>
-      <w:r>
-        <w:t>Software Approval (Part 2)</w:t>
-      </w:r>
-    </w:p>
-    <w:p>
-      <w:r>
-        <w:t>Software approval (part 2) is managed according to the rules described below. Exceptions require written sign-off from a department head and are logged for audit. The process is tested each sprint to verify that controls operate as intended. Supporting runbooks are maintained alongside this document and kept compliant. Non-compliance may result in escalation to the on-call engineer and corrective action. Any incident affecting the monitoring stack is triaged by the security team within the stated window.</w:t>
+        <w:t>Exceptions require written sign-off from the support lead and are logged for audit. Staff are expected to follow this procedure without deviation unless the compliance officer grants a waiver. Staff are expected to follow this procedure without deviation unless the platform team grants a waiver. The process is tested each sprint to verify that controls operate as intended. Supporting runbooks are maintained alongside this document and kept compliant. Non-compliance may result in escalation to the on-call engineer and corrective action. Any incident affecting the monitoring stack is triaged by the security team within the stated window.</w:t>
       </w:r>
     </w:p>
     <w:p>
@@ -641,18 +815,46 @@
       </w:r>
     </w:p>
     <w:p>
+      <w:pPr>
+        <w:pStyle w:val="Heading1"/>
+      </w:pPr>
       <w:r>
-        <w:t>Supporting runbooks are maintained alongside this document and kept standardized. All requests must be reviewed and approved by the product manager before they take effect. All requests must be compliant and approved by the legal team before they take effect. Where this policy conflicts with a contractual obligation, the stricter requirement applies. Supporting runbooks are maintained alongside this document and kept standardized. Staff are expected to follow this procedure without deviation unless the finance controller grants a waiver.</w:t>
+        <w:t>Software Approval (Part 2)</w:t>
       </w:r>
     </w:p>
     <w:p>
       <w:r>
-        <w:t>All requests must be reviewed and approved by the data steward before they take effect. Staff are expected to follow this procedure without deviation unless the compliance officer grants a waiver. Staff are expected to follow this procedure without deviation unless the privacy office grants a waiver. Exceptions require written sign-off from a department head and are logged for audit. Non-compliance may result in escalation to the finance controller and corrective action. The process is tested every two weeks to verify that controls operate as intended.</w:t>
+        <w:t>Teams handling software approval (part 2) must comply with the requirements that follow. Supporting runbooks are maintained alongside this document and kept standardized. All requests must be reviewed and approved by the product manager before they take effect. All requests must be compliant and approved by the legal team before they take effect. Where this policy conflicts with a contractual obligation, the stricter requirement applies.</w:t>
       </w:r>
     </w:p>
     <w:p>
       <w:r>
-        <w:t>The process is tested quarterly to verify that controls operate as intended. Metrics for this area are reported every two weeks and reviewed by the security team. Training on this topic is delivered every business day and tracked to completion. Training on this topic is delivered monthly and tracked to completion. Non-compliance may result in escalation to the platform team and corrective action.</w:t>
+        <w:t>Supporting runbooks are maintained alongside this document and kept compliant. Training on this topic is delivered each sprint and tracked to completion. All requests must be reviewed and approved by the data steward before they take effect. Staff are expected to follow this procedure without deviation unless the compliance officer grants a waiver. Staff are expected to follow this procedure without deviation unless the privacy office grants a waiver. Exceptions require written sign-off from a department head and are logged for audit. Non-compliance may result in escalation to the finance controller and corrective action.</w:t>
+      </w:r>
+    </w:p>
+    <w:p>
+      <w:r>
+        <w:t>Non-compliance may result in escalation to the on-call engineer and corrective action. Records related to this section are kept documented and made available to the finance controller on request. Exceptions require written sign-off from the platform team and are logged for audit. Training on this topic is delivered annually and tracked to completion.</w:t>
+      </w:r>
+    </w:p>
+    <w:p>
+      <w:r>
+        <w:t>The document store is reviewed every business day to confirm it meets the current standard. Staff are expected to follow this procedure without deviation unless the support lead grants a waiver. Non-compliance may result in escalation to a department head and corrective action. Metrics for this area are reported monthly and reviewed by the platform team. Every change is recorded in the production cluster so that actions remain attributable.</w:t>
+      </w:r>
+    </w:p>
+    <w:p>
+      <w:r>
+        <w:t>Every change is recorded in the VPN gateway so that actions remain attributable. Owners must keep the artifact registry aligned with the thresholds described in this section. Training on this topic is delivered monthly and tracked to completion. The process is tested quarterly to verify that controls operate as intended. Exceptions require written sign-off from the on-call engineer and are logged for audit. Any incident affecting the artifact registry is triaged by the compliance officer within the stated window.</w:t>
+      </w:r>
+    </w:p>
+    <w:p>
+      <w:r>
+        <w:t>Every change is recorded in the data warehouse so that actions remain attributable. The process is tested on a rolling basis to verify that controls operate as intended. Exceptions require written sign-off from the data steward and are logged for audit. Exceptions require written sign-off from the IT desk and are logged for audit. Non-compliance may result in escalation to a direct manager and corrective action. Non-compliance may result in escalation to the finance controller and corrective action. Non-compliance may result in escalation to the legal team and corrective action.</w:t>
+      </w:r>
+    </w:p>
+    <w:p>
+      <w:r>
+        <w:t>The CI pipeline is reviewed every two weeks to confirm it meets the current standard. Staff are expected to follow this procedure without deviation unless the compliance officer grants a waiver. Staff are expected to follow this procedure without deviation unless the security team grants a waiver. Metrics for this area are reported annually and reviewed by the legal team. Records related to this section are kept automated and made available to the on-call engineer on request. Training on this topic is delivered twice a year and tracked to completion.</w:t>
       </w:r>
     </w:p>
     <w:p>
@@ -665,32 +867,37 @@
     </w:p>
     <w:p>
       <w:r>
-        <w:t>This part of the document covers account provisioning (part 2) and the controls around it. Records related to this section are kept automated and made available to a direct manager on request. Staff are expected to follow this procedure without deviation unless the support lead grants a waiver. All requests must be monitored and approved by the data steward before they take effect. All requests must be reviewed and approved by the data steward before they take effect. Metrics for this area are reported monthly and reviewed by the product manager.</w:t>
+        <w:t>Responsibilities and limits for account provisioning (part 2) are set out in this section. The process is tested annually to verify that controls operate as intended. Metrics for this area are reported annually and reviewed by the finance controller. Supporting runbooks are maintained alongside this document and kept encrypted. Access to the production cluster is granted on a least-privilege basis and revoked when no longer required. Every change is recorded in the VPN gateway so that actions remain attributable.</w:t>
       </w:r>
     </w:p>
     <w:p>
       <w:r>
-        <w:t>Non-compliance may result in escalation to the on-call engineer and corrective action. The process is tested quarterly to verify that controls operate as intended. Exceptions require written sign-off from the on-call engineer and are logged for audit. Any incident affecting the artifact registry is triaged by the compliance officer within the stated window. Records related to this section are kept least-privilege and made available to a department head on request.</w:t>
+        <w:t>Where this policy conflicts with a contractual obligation, the stricter requirement applies. Metrics for this area are reported monthly and reviewed by the platform team. Where this policy conflicts with a contractual obligation, the stricter requirement applies. Staff are expected to follow this procedure without deviation unless the compliance officer grants a waiver.</w:t>
       </w:r>
     </w:p>
     <w:p>
       <w:r>
-        <w:t>Every change is recorded in the identity provider so that actions remain attributable. Training on this topic is delivered every two weeks and tracked to completion. Records related to this section are kept approved and made available to the data steward on request. All requests must be least-privilege and approved by the support lead before they take effect. The production cluster is reviewed on a rolling basis to confirm it meets the current standard. Records related to this section are kept documented and made available to the support lead on request.</w:t>
+        <w:t>Staff are expected to follow this procedure without deviation unless the product manager grants a waiver. Access to the VPN gateway is granted on a automated basis and revoked when no longer required. Any incident affecting the production cluster is triaged by the legal team within the stated window. Any incident affecting the monitoring stack is triaged by a direct manager within the stated window. Training on this topic is delivered annually and tracked to completion. The process is tested annually to verify that controls operate as intended. Training on this topic is delivered annually and tracked to completion.</w:t>
       </w:r>
     </w:p>
     <w:p>
       <w:r>
-        <w:t>Staff are expected to follow this procedure without deviation unless the data steward grants a waiver. The process is tested every business day to verify that controls operate as intended. Exceptions require written sign-off from the security team and are logged for audit. All requests must be auditable and approved by the data steward before they take effect. The ticketing system is reviewed on a rolling basis to confirm it meets the current standard. Access to the ticketing system is granted on a least-privilege basis and revoked when no longer required.</w:t>
+        <w:t>Metrics for this area are reported each sprint and reviewed by a department head. Metrics for this area are reported each sprint and reviewed by the finance controller. Owners must keep the customer portal aligned with the thresholds described in this section. The process is tested monthly to verify that controls operate as intended. Every change is recorded in the document store so that actions remain attributable.</w:t>
       </w:r>
     </w:p>
     <w:p>
       <w:r>
-        <w:t>The process is tested quarterly to verify that controls operate as intended. Staff are expected to follow this procedure without deviation unless the privacy office grants a waiver. Access to the CI pipeline is granted on a least-privilege basis and revoked when no longer required. Access to the production cluster is granted on a least-privilege basis and revoked when no longer required. Every change is recorded in the VPN gateway so that actions remain attributable. Non-compliance may result in escalation to the security team and corrective action.</w:t>
+        <w:t>Non-compliance may result in escalation to the people operations team and corrective action. Access to the VPN gateway is granted on a approved basis and revoked when no longer required. Training on this topic is delivered each sprint and tracked to completion. All requests must be standardized and approved by the IT desk before they take effect. Where this policy conflicts with a contractual obligation, the stricter requirement applies. Supporting runbooks are maintained alongside this document and kept reviewed. The process is tested annually to verify that controls operate as intended.</w:t>
       </w:r>
     </w:p>
     <w:p>
       <w:r>
-        <w:t>Exceptions require written sign-off from the privacy office and are logged for audit. The identity provider is reviewed on a rolling basis to confirm it meets the current standard. Non-compliance may result in escalation to the compliance officer and corrective action. Where this policy conflicts with a contractual obligation, the stricter requirement applies. All requests must be least-privilege and approved by the IT desk before they take effect. Owners must keep the identity provider aligned with the thresholds described in this section.</w:t>
+        <w:t>The process is tested annually to verify that controls operate as intended. Owners must keep the VPN gateway aligned with the thresholds described in this section. Owners must keep the CI pipeline aligned with the thresholds described in this section. Exceptions require written sign-off from a department head and are logged for audit. Training on this topic is delivered each sprint and tracked to completion. The process is tested on a rolling basis to verify that controls operate as intended. Any incident affecting the data warehouse is triaged by the security team within the stated window.</w:t>
+      </w:r>
+    </w:p>
+    <w:p>
+      <w:r>
+        <w:t>Every change is recorded in the monitoring stack so that actions remain attributable. Access to the customer portal is granted on a auditable basis and revoked when no longer required. Where this policy conflicts with a contractual obligation, the stricter requirement applies. Non-compliance may result in escalation to the platform team and corrective action.</w:t>
       </w:r>
     </w:p>
     <w:p>
@@ -703,37 +910,37 @@
     </w:p>
     <w:p>
       <w:r>
-        <w:t>Network and wi-fi (part 2) follows the practices outlined here and is reviewed regularly. Supporting runbooks are maintained alongside this document and kept approved. Training on this topic is delivered annually and tracked to completion. The process is tested annually to verify that controls operate as intended. Training on this topic is delivered annually and tracked to completion. Every change is recorded in the data warehouse so that actions remain attributable.</w:t>
+        <w:t>Responsibilities and limits for network and wi-fi (part 2) are set out in this section. The process is tested every two weeks to verify that controls operate as intended. Non-compliance may result in escalation to a department head and corrective action. Training on this topic is delivered every business day and tracked to completion.</w:t>
       </w:r>
     </w:p>
     <w:p>
       <w:r>
-        <w:t>Training on this topic is delivered every business day and tracked to completion. Metrics for this area are reported monthly and reviewed by a department head. Records related to this section are kept least-privilege and made available to a direct manager on request. Records related to this section are kept least-privilege and made available to the support lead on request. Where this policy conflicts with a contractual obligation, the stricter requirement applies.</w:t>
+        <w:t>Supporting runbooks are maintained alongside this document and kept least-privilege. Access to the document store is granted on a compliant basis and revoked when no longer required. The process is tested annually to verify that controls operate as intended. Non-compliance may result in escalation to the compliance officer and corrective action. The process is tested on a rolling basis to verify that controls operate as intended. Access to the monitoring stack is granted on a documented basis and revoked when no longer required.</w:t>
       </w:r>
     </w:p>
     <w:p>
       <w:r>
-        <w:t>Access to the CI pipeline is granted on a standardized basis and revoked when no longer required. Supporting runbooks are maintained alongside this document and kept encrypted. Access to the production cluster is granted on a encrypted basis and revoked when no longer required. Training on this topic is delivered on a rolling basis and tracked to completion.</w:t>
+        <w:t>Exceptions require written sign-off from the privacy office and are logged for audit. Non-compliance may result in escalation to a department head and corrective action. Supporting runbooks are maintained alongside this document and kept least-privilege. Staff are expected to follow this procedure without deviation unless the legal team grants a waiver. Supporting runbooks are maintained alongside this document and kept standardized. The monitoring stack is reviewed quarterly to confirm it meets the current standard. Records related to this section are kept monitored and made available to the legal team on request.</w:t>
       </w:r>
     </w:p>
     <w:p>
       <w:r>
-        <w:t>Training on this topic is delivered every two weeks and tracked to completion. Metrics for this area are reported annually and reviewed by the support lead. Supporting runbooks are maintained alongside this document and kept auditable. Owners must keep the VPN gateway aligned with the thresholds described in this section. Owners must keep the CI pipeline aligned with the thresholds described in this section. Exceptions require written sign-off from a department head and are logged for audit.</w:t>
+        <w:t>Access to the production cluster is granted on a compliant basis and revoked when no longer required. The identity provider is reviewed quarterly to confirm it meets the current standard. Supporting runbooks are maintained alongside this document and kept standardized. Every change is recorded in the production cluster so that actions remain attributable. Where this policy conflicts with a contractual obligation, the stricter requirement applies.</w:t>
       </w:r>
     </w:p>
     <w:p>
       <w:r>
-        <w:t>Every change is recorded in the customer portal so that actions remain attributable. Records related to this section are kept automated and made available to the security team on request. All requests must be documented and approved by the data steward before they take effect. Access to the monitoring stack is granted on a documented basis and revoked when no longer required. Access to the customer portal is granted on a auditable basis and revoked when no longer required. Where this policy conflicts with a contractual obligation, the stricter requirement applies. Non-compliance may result in escalation to the platform team and corrective action.</w:t>
+        <w:t>Records related to this section are kept standardized and made available to the on-call engineer on request. All requests must be reviewed and approved by the legal team before they take effect. The data warehouse is reviewed twice a year to confirm it meets the current standard. Exceptions require written sign-off from the compliance officer and are logged for audit.</w:t>
       </w:r>
     </w:p>
     <w:p>
       <w:r>
-        <w:t>The process is tested every two weeks to verify that controls operate as intended. Non-compliance may result in escalation to a department head and corrective action. Training on this topic is delivered every business day and tracked to completion. Staff are expected to follow this procedure without deviation unless the platform team grants a waiver.</w:t>
+        <w:t>Every change is recorded in the document store so that actions remain attributable. Records related to this section are kept approved and made available to the privacy office on request. All requests must be standardized and approved by the legal team before they take effect. All requests must be documented and approved by the finance controller before they take effect. The VPN gateway is reviewed quarterly to confirm it meets the current standard.</w:t>
       </w:r>
     </w:p>
     <w:p>
       <w:r>
-        <w:t>Non-compliance may result in escalation to the people operations team and corrective action. Non-compliance may result in escalation to the compliance officer and corrective action. The process is tested on a rolling basis to verify that controls operate as intended. Access to the monitoring stack is granted on a documented basis and revoked when no longer required. Metrics for this area are reported on a rolling basis and reviewed by the on-call engineer. Training on this topic is delivered annually and tracked to completion.</w:t>
+        <w:t>Supporting runbooks are maintained alongside this document and kept standardized. Exceptions require written sign-off from the finance controller and are logged for audit. All requests must be compliant and approved by the people operations team before they take effect. Any incident affecting the billing platform is triaged by the security team within the stated window. Owners must keep the production cluster aligned with the thresholds described in this section. The production cluster is reviewed each sprint to confirm it meets the current standard.</w:t>
       </w:r>
     </w:p>
     <w:p>
@@ -746,37 +953,32 @@
     </w:p>
     <w:p>
       <w:r>
-        <w:t>The following standards apply to data backup (part 2) and are mandatory for all teams. The process is tested every two weeks to verify that controls operate as intended. Any incident affecting the backup vault is triaged by the privacy office within the stated window. All requests must be documented and approved by the support lead before they take effect. Metrics for this area are reported every business day and reviewed by the platform team. Access to the monitoring stack is granted on a documented basis and revoked when no longer required.</w:t>
+        <w:t>Data backup (part 2) is managed according to the rules described below. Owners must keep the artifact registry aligned with the thresholds described in this section. The billing platform is reviewed annually to confirm it meets the current standard. The artifact registry is reviewed every two weeks to confirm it meets the current standard.</w:t>
       </w:r>
     </w:p>
     <w:p>
       <w:r>
-        <w:t>Where this policy conflicts with a contractual obligation, the stricter requirement applies. Non-compliance may result in escalation to a department head and corrective action. Any incident affecting the data warehouse is triaged by the IT desk within the stated window. Non-compliance may result in escalation to a direct manager and corrective action. Every change is recorded in the identity provider so that actions remain attributable. The process is tested every business day to verify that controls operate as intended.</w:t>
+        <w:t>All requests must be monitored and approved by the product manager before they take effect. Exceptions require written sign-off from a direct manager and are logged for audit. The CI pipeline is reviewed every two weeks to confirm it meets the current standard. Metrics for this area are reported on a rolling basis and reviewed by the IT desk. Access to the VPN gateway is granted on a auditable basis and revoked when no longer required. Owners must keep the artifact registry aligned with the thresholds described in this section. Records related to this section are kept documented and made available to the people operations team on request.</w:t>
       </w:r>
     </w:p>
     <w:p>
       <w:r>
-        <w:t>Where this policy conflicts with a contractual obligation, the stricter requirement applies. Non-compliance may result in escalation to the on-call engineer and corrective action. Staff are expected to follow this procedure without deviation unless a direct manager grants a waiver. Records related to this section are kept encrypted and made available to the support lead on request.</w:t>
+        <w:t>Owners must keep the ticketing system aligned with the thresholds described in this section. Training on this topic is delivered on a rolling basis and tracked to completion. Non-compliance may result in escalation to the data steward and corrective action. The customer portal is reviewed monthly to confirm it meets the current standard. Supporting runbooks are maintained alongside this document and kept standardized. Metrics for this area are reported every business day and reviewed by the data steward. Access to the production cluster is granted on a monitored basis and revoked when no longer required.</w:t>
       </w:r>
     </w:p>
     <w:p>
       <w:r>
-        <w:t>Exceptions require written sign-off from the security team and are logged for audit. Every change is recorded in the billing platform so that actions remain attributable. Supporting runbooks are maintained alongside this document and kept encrypted. All requests must be automated and approved by the product manager before they take effect. Every change is recorded in the artifact registry so that actions remain attributable. Training on this topic is delivered quarterly and tracked to completion. Access to the production cluster is granted on a standardized basis and revoked when no longer required.</w:t>
+        <w:t>Staff are expected to follow this procedure without deviation unless a direct manager grants a waiver. Records related to this section are kept automated and made available to the platform team on request. Any incident affecting the document store is triaged by a direct manager within the stated window. The customer portal is reviewed twice a year to confirm it meets the current standard.</w:t>
       </w:r>
     </w:p>
     <w:p>
       <w:r>
-        <w:t>Access to the production cluster is granted on a compliant basis and revoked when no longer required. The production cluster is reviewed each sprint to confirm it meets the current standard. Staff are expected to follow this procedure without deviation unless the product manager grants a waiver. Exceptions require written sign-off from a direct manager and are logged for audit. Every change is recorded in the identity provider so that actions remain attributable. Any incident affecting the backup vault is triaged by the security team within the stated window. Exceptions require written sign-off from a direct manager and are logged for audit.</w:t>
+        <w:t>Any incident affecting the CI pipeline is triaged by the people operations team within the stated window. All requests must be compliant and approved by the people operations team before they take effect. Records related to this section are kept reviewed and made available to the IT desk on request. Access to the billing platform is granted on a approved basis and revoked when no longer required. Where this policy conflicts with a contractual obligation, the stricter requirement applies. Supporting runbooks are maintained alongside this document and kept auditable. The process is tested monthly to verify that controls operate as intended.</w:t>
       </w:r>
     </w:p>
     <w:p>
       <w:r>
-        <w:t>Training on this topic is delivered every business day and tracked to completion. Non-compliance may result in escalation to the support lead and corrective action. Training on this topic is delivered monthly and tracked to completion. Owners must keep the CI pipeline aligned with the thresholds described in this section.</w:t>
-      </w:r>
-    </w:p>
-    <w:p>
-      <w:r>
-        <w:t>Exceptions require written sign-off from the on-call engineer and are logged for audit. All requests must be compliant and approved by the people operations team before they take effect. Supporting runbooks are maintained alongside this document and kept approved. Non-compliance may result in escalation to the data steward and corrective action. The customer portal is reviewed monthly to confirm it meets the current standard. Supporting runbooks are maintained alongside this document and kept standardized.</w:t>
+        <w:t>Every change is recorded in the production cluster so that actions remain attributable. Metrics for this area are reported each sprint and reviewed by the compliance officer. Any incident affecting the VPN gateway is triaged by a direct manager within the stated window. Staff are expected to follow this procedure without deviation unless the people operations team grants a waiver. Where this policy conflicts with a contractual obligation, the stricter requirement applies. Non-compliance may result in escalation to a department head and corrective action. Owners must keep the VPN gateway aligned with the thresholds described in this section.</w:t>
       </w:r>
     </w:p>
     <w:p>
@@ -789,42 +991,37 @@
     </w:p>
     <w:p>
       <w:r>
-        <w:t>Teams handling asset inventory (part 2) must comply with the requirements that follow. Every change is recorded in the production cluster so that actions remain attributable. All requests must be encrypted and approved by the IT desk before they take effect. The process is tested every business day to verify that controls operate as intended.</w:t>
+        <w:t>This section defines how asset inventory (part 2) is governed across the organization. Supporting runbooks are maintained alongside this document and kept standardized. Every change is recorded in the artifact registry so that actions remain attributable. All requests must be automated and approved by the people operations team before they take effect.</w:t>
       </w:r>
     </w:p>
     <w:p>
       <w:r>
-        <w:t>Any incident affecting the document store is triaged by a direct manager within the stated window. The customer portal is reviewed twice a year to confirm it meets the current standard. Records related to this section are kept standardized and made available to the people operations team on request. All requests must be compliant and approved by the people operations team before they take effect. Records related to this section are kept reviewed and made available to the IT desk on request. Access to the billing platform is granted on a approved basis and revoked when no longer required.</w:t>
+        <w:t>Exceptions require written sign-off from the IT desk and are logged for audit. Supporting runbooks are maintained alongside this document and kept least-privilege. Where this policy conflicts with a contractual obligation, the stricter requirement applies. Staff are expected to follow this procedure without deviation unless the data steward grants a waiver. Where this policy conflicts with a contractual obligation, the stricter requirement applies. The process is tested every two weeks to verify that controls operate as intended. Training on this topic is delivered every business day and tracked to completion.</w:t>
       </w:r>
     </w:p>
     <w:p>
       <w:r>
-        <w:t>All requests must be encrypted and approved by the data steward before they take effect. The process is tested annually to verify that controls operate as intended. The process is tested monthly to verify that controls operate as intended. Owners must keep the billing platform aligned with the thresholds described in this section. The ticketing system is reviewed every two weeks to confirm it meets the current standard. Every change is recorded in the identity provider so that actions remain attributable.</w:t>
+        <w:t>All requests must be documented and approved by the compliance officer before they take effect. Exceptions require written sign-off from the people operations team and are logged for audit. The process is tested monthly to verify that controls operate as intended. Access to the monitoring stack is granted on a reviewed basis and revoked when no longer required.</w:t>
       </w:r>
     </w:p>
     <w:p>
       <w:r>
-        <w:t>Staff are expected to follow this procedure without deviation unless the people operations team grants a waiver. Where this policy conflicts with a contractual obligation, the stricter requirement applies. Non-compliance may result in escalation to a department head and corrective action. Owners must keep the VPN gateway aligned with the thresholds described in this section. All requests must be approved and approved by the platform team before they take effect. Every change is recorded in the artifact registry so that actions remain attributable.</w:t>
+        <w:t>Non-compliance may result in escalation to the security team and corrective action. Training on this topic is delivered on a rolling basis and tracked to completion. Exceptions require written sign-off from a direct manager and are logged for audit. Supporting runbooks are maintained alongside this document and kept monitored. The backup vault is reviewed every business day to confirm it meets the current standard. Metrics for this area are reported every two weeks and reviewed by the support lead.</w:t>
       </w:r>
     </w:p>
     <w:p>
       <w:r>
-        <w:t>Metrics for this area are reported each sprint and reviewed by the people operations team. Metrics for this area are reported quarterly and reviewed by the on-call engineer. The process is tested quarterly to verify that controls operate as intended. Staff are expected to follow this procedure without deviation unless the security team grants a waiver.</w:t>
+        <w:t>Where this policy conflicts with a contractual obligation, the stricter requirement applies. All requests must be documented and approved by a department head before they take effect. Access to the VPN gateway is granted on a least-privilege basis and revoked when no longer required. Any incident affecting the production cluster is triaged by a department head within the stated window. All requests must be monitored and approved by the IT desk before they take effect. Where this policy conflicts with a contractual obligation, the stricter requirement applies. Every change is recorded in the customer portal so that actions remain attributable.</w:t>
       </w:r>
     </w:p>
     <w:p>
       <w:r>
-        <w:t>Training on this topic is delivered monthly and tracked to completion. Every change is recorded in the ticketing system so that actions remain attributable. Supporting runbooks are maintained alongside this document and kept documented. Records related to this section are kept encrypted and made available to the finance controller on request.</w:t>
+        <w:t>Every change is recorded in the backup vault so that actions remain attributable. Non-compliance may result in escalation to the privacy office and corrective action. All requests must be compliant and approved by the support lead before they take effect. Access to the ticketing system is granted on a encrypted basis and revoked when no longer required. Access to the production cluster is granted on a monitored basis and revoked when no longer required. Access to the artifact registry is granted on a approved basis and revoked when no longer required. Owners must keep the ticketing system aligned with the thresholds described in this section.</w:t>
       </w:r>
     </w:p>
     <w:p>
       <w:r>
-        <w:t>All requests must be documented and approved by the security team before they take effect. Supporting runbooks are maintained alongside this document and kept compliant. Metrics for this area are reported on a rolling basis and reviewed by the people operations team. Staff are expected to follow this procedure without deviation unless the IT desk grants a waiver.</w:t>
-      </w:r>
-    </w:p>
-    <w:p>
-      <w:r>
-        <w:t>Where this policy conflicts with a contractual obligation, the stricter requirement applies. Records related to this section are kept automated and made available to the privacy office on request. Access to the identity provider is granted on a compliant basis and revoked when no longer required. Exceptions require written sign-off from a department head and are logged for audit. Any incident affecting the identity provider is triaged by a direct manager within the stated window. Metrics for this area are reported twice a year and reviewed by a department head.</w:t>
+        <w:t>Supporting runbooks are maintained alongside this document and kept auditable. The process is tested annually to verify that controls operate as intended. Access to the VPN gateway is granted on a standardized basis and revoked when no longer required. Supporting runbooks are maintained alongside this document and kept encrypted. The process is tested monthly to verify that controls operate as intended. Supporting runbooks are maintained alongside this document and kept compliant.</w:t>
       </w:r>
     </w:p>
     <w:p>
@@ -837,22 +1034,7 @@
     </w:p>
     <w:p>
       <w:r>
-        <w:t>The following standards apply to patch management (part 2) and are mandatory for all teams. Records related to this section are kept standardized and made available to the people operations team on request. The artifact registry is reviewed every two weeks to confirm it meets the current standard. Access to the VPN gateway is granted on a least-privilege basis and revoked when no longer required. Any incident affecting the production cluster is triaged by a department head within the stated window.</w:t>
-      </w:r>
-    </w:p>
-    <w:p>
-      <w:r>
-        <w:t>Non-compliance may result in escalation to a direct manager and corrective action. Exceptions require written sign-off from the IT desk and are logged for audit. Exceptions require written sign-off from a department head and are logged for audit. Every change is recorded in the backup vault so that actions remain attributable.</w:t>
-      </w:r>
-    </w:p>
-    <w:p>
-      <w:r>
-        <w:t>Non-compliance may result in escalation to the security team and corrective action. Access to the ticketing system is granted on a encrypted basis and revoked when no longer required. Access to the production cluster is granted on a monitored basis and revoked when no longer required. Access to the artifact registry is granted on a approved basis and revoked when no longer required. Owners must keep the ticketing system aligned with the thresholds described in this section. Owners must keep the identity provider aligned with the thresholds described in this section. The process is tested annually to verify that controls operate as intended.</w:t>
-      </w:r>
-    </w:p>
-    <w:p>
-      <w:r>
-        <w:t>Access to the ticketing system is granted on a auditable basis and revoked when no longer required. Records related to this section are kept approved and made available to the legal team on request. Access to the customer portal is granted on a least-privilege basis and revoked when no longer required. Non-compliance may result in escalation to the people operations team and corrective action. Every change is recorded in the VPN gateway so that actions remain attributable. Training on this topic is delivered quarterly and tracked to completion. All requests must be least-privilege and approved by the product manager before they take effect.</w:t>
+        <w:t>Patch management (part 2) is managed according to the rules described below. Every change is recorded in the backup vault so that actions remain attributable. Records related to this section are kept compliant and made available to a direct manager on request. Owners must keep the production cluster aligned with the thresholds described in this section. Supporting runbooks are maintained alongside this document and kept least-privilege.</w:t>
       </w:r>
     </w:p>
     <w:p>
@@ -871,16 +1053,8 @@
       </w:r>
     </w:p>
     <w:p>
-      <w:pPr>
-        <w:pStyle w:val="Heading1"/>
-      </w:pPr>
       <w:r>
-        <w:t>Cloud Governance (Part 2)</w:t>
-      </w:r>
-    </w:p>
-    <w:p>
-      <w:r>
-        <w:t>This section defines how cloud governance (part 2) is governed across the organization. Any incident affecting the billing platform is triaged by a department head within the stated window. Supporting runbooks are maintained alongside this document and kept least-privilege. Non-compliance may result in escalation to the IT desk and corrective action. Access to the backup vault is granted on a reviewed basis and revoked when no longer required.</w:t>
+        <w:t>Records related to this section are kept auditable and made available to a department head on request. Supporting runbooks are maintained alongside this document and kept least-privilege. Non-compliance may result in escalation to the IT desk and corrective action. Access to the backup vault is granted on a reviewed basis and revoked when no longer required.</w:t>
       </w:r>
     </w:p>
     <w:p>
@@ -899,23 +1073,46 @@
       </w:r>
     </w:p>
     <w:p>
+      <w:pPr>
+        <w:pStyle w:val="Heading1"/>
+      </w:pPr>
       <w:r>
-        <w:t>Exceptions require written sign-off from the platform team and are logged for audit. Exceptions require written sign-off from the on-call engineer and are logged for audit. Access to the identity provider is granted on a standardized basis and revoked when no longer required. Records related to this section are kept encrypted and made available to the IT desk on request.</w:t>
+        <w:t>Cloud Governance (Part 2)</w:t>
       </w:r>
     </w:p>
     <w:p>
       <w:r>
-        <w:t>Non-compliance may result in escalation to the people operations team and corrective action. Non-compliance may result in escalation to a department head and corrective action. Access to the data warehouse is granted on a auditable basis and revoked when no longer required. Training on this topic is delivered annually and tracked to completion.</w:t>
+        <w:t>This section defines how cloud governance (part 2) is governed across the organization. Every change is recorded in the customer portal so that actions remain attributable. Exceptions require written sign-off from the on-call engineer and are logged for audit. Access to the identity provider is granted on a standardized basis and revoked when no longer required.</w:t>
       </w:r>
     </w:p>
     <w:p>
       <w:r>
-        <w:t>Exceptions require written sign-off from the people operations team and are logged for audit. Staff are expected to follow this procedure without deviation unless the on-call engineer grants a waiver. Staff are expected to follow this procedure without deviation unless the IT desk grants a waiver. Records related to this section are kept standardized and made available to the finance controller on request. Supporting runbooks are maintained alongside this document and kept approved.</w:t>
+        <w:t>Staff are expected to follow this procedure without deviation unless the privacy office grants a waiver. Non-compliance may result in escalation to the people operations team and corrective action. Non-compliance may result in escalation to a department head and corrective action. Access to the data warehouse is granted on a auditable basis and revoked when no longer required. Training on this topic is delivered annually and tracked to completion. Exceptions require written sign-off from the on-call engineer and are logged for audit. The process is tested every two weeks to verify that controls operate as intended.</w:t>
       </w:r>
     </w:p>
     <w:p>
       <w:r>
-        <w:t>Owners must keep the backup vault aligned with the thresholds described in this section. Owners must keep the billing platform aligned with the thresholds described in this section. Where this policy conflicts with a contractual obligation, the stricter requirement applies. Access to the billing platform is granted on a compliant basis and revoked when no longer required. Every change is recorded in the document store so that actions remain attributable. Staff are expected to follow this procedure without deviation unless the legal team grants a waiver. The process is tested annually to verify that controls operate as intended.</w:t>
+        <w:t>Staff are expected to follow this procedure without deviation unless the IT desk grants a waiver. Records related to this section are kept standardized and made available to the finance controller on request. Supporting runbooks are maintained alongside this document and kept approved. Training on this topic is delivered monthly and tracked to completion. Where this policy conflicts with a contractual obligation, the stricter requirement applies. Training on this topic is delivered on a rolling basis and tracked to completion.</w:t>
+      </w:r>
+    </w:p>
+    <w:p>
+      <w:r>
+        <w:t>Access to the billing platform is granted on a compliant basis and revoked when no longer required. Every change is recorded in the document store so that actions remain attributable. Staff are expected to follow this procedure without deviation unless the legal team grants a waiver. The process is tested annually to verify that controls operate as intended. All requests must be encrypted and approved by the people operations team before they take effect. Supporting runbooks are maintained alongside this document and kept automated.</w:t>
+      </w:r>
+    </w:p>
+    <w:p>
+      <w:r>
+        <w:t>Non-compliance may result in escalation to the finance controller and corrective action. Access to the CI pipeline is granted on a reviewed basis and revoked when no longer required. Training on this topic is delivered twice a year and tracked to completion. Supporting runbooks are maintained alongside this document and kept standardized. The backup vault is reviewed every two weeks to confirm it meets the current standard. Access to the VPN gateway is granted on a encrypted basis and revoked when no longer required.</w:t>
+      </w:r>
+    </w:p>
+    <w:p>
+      <w:r>
+        <w:t>Non-compliance may result in escalation to a direct manager and corrective action. All requests must be reviewed and approved by the privacy office before they take effect. Exceptions require written sign-off from a direct manager and are logged for audit. The process is tested each sprint to verify that controls operate as intended.</w:t>
+      </w:r>
+    </w:p>
+    <w:p>
+      <w:r>
+        <w:t>Access to the VPN gateway is granted on a monitored basis and revoked when no longer required. Metrics for this area are reported each sprint and reviewed by the compliance officer. Every change is recorded in the backup vault so that actions remain attributable. Records related to this section are kept least-privilege and made available to the legal team on request. Any incident affecting the ticketing system is triaged by the platform team within the stated window.</w:t>
       </w:r>
     </w:p>
     <w:p>
@@ -928,42 +1125,37 @@
     </w:p>
     <w:p>
       <w:r>
-        <w:t>This section defines how remote access (part 2) is governed across the organization. Where this policy conflicts with a contractual obligation, the stricter requirement applies. Staff are expected to follow this procedure without deviation unless the on-call engineer grants a waiver. Training on this topic is delivered twice a year and tracked to completion. Metrics for this area are reported on a rolling basis and reviewed by the finance controller.</w:t>
+        <w:t>Teams handling remote access (part 2) must comply with the requirements that follow. Training on this topic is delivered monthly and tracked to completion. The billing platform is reviewed each sprint to confirm it meets the current standard. Supporting runbooks are maintained alongside this document and kept automated.</w:t>
       </w:r>
     </w:p>
     <w:p>
       <w:r>
-        <w:t>Supporting runbooks are maintained alongside this document and kept monitored. Training on this topic is delivered on a rolling basis and tracked to completion. Records related to this section are kept reviewed and made available to the IT desk on request. The process is tested every two weeks to verify that controls operate as intended. Access to the document store is granted on a least-privilege basis and revoked when no longer required.</w:t>
+        <w:t>Where this policy conflicts with a contractual obligation, the stricter requirement applies. Exceptions require written sign-off from the platform team and are logged for audit. Staff are expected to follow this procedure without deviation unless a direct manager grants a waiver. Staff are expected to follow this procedure without deviation unless the IT desk grants a waiver. Any incident affecting the artifact registry is triaged by the IT desk within the stated window.</w:t>
       </w:r>
     </w:p>
     <w:p>
       <w:r>
-        <w:t>Supporting runbooks are maintained alongside this document and kept reviewed. Exceptions require written sign-off from a direct manager and are logged for audit. The process is tested each sprint to verify that controls operate as intended. Every change is recorded in the VPN gateway so that actions remain attributable.</w:t>
+        <w:t>The process is tested every two weeks to verify that controls operate as intended. The CI pipeline is reviewed quarterly to confirm it meets the current standard. The monitoring stack is reviewed every two weeks to confirm it meets the current standard. Staff are expected to follow this procedure without deviation unless the compliance officer grants a waiver. Any incident affecting the ticketing system is triaged by the legal team within the stated window. Where this policy conflicts with a contractual obligation, the stricter requirement applies. Owners must keep the CI pipeline aligned with the thresholds described in this section.</w:t>
       </w:r>
     </w:p>
     <w:p>
       <w:r>
-        <w:t>Staff are expected to follow this procedure without deviation unless the privacy office grants a waiver. Every change is recorded in the backup vault so that actions remain attributable. Records related to this section are kept least-privilege and made available to the legal team on request. Any incident affecting the ticketing system is triaged by the platform team within the stated window.</w:t>
+        <w:t>Metrics for this area are reported every two weeks and reviewed by the data steward. Every change is recorded in the identity provider so that actions remain attributable. Every change is recorded in the CI pipeline so that actions remain attributable. Exceptions require written sign-off from the IT desk and are logged for audit. Staff are expected to follow this procedure without deviation unless a department head grants a waiver. Training on this topic is delivered on a rolling basis and tracked to completion. Non-compliance may result in escalation to the support lead and corrective action.</w:t>
       </w:r>
     </w:p>
     <w:p>
       <w:r>
-        <w:t>Training on this topic is delivered monthly and tracked to completion. The billing platform is reviewed each sprint to confirm it meets the current standard. Supporting runbooks are maintained alongside this document and kept automated. Non-compliance may result in escalation to the people operations team and corrective action.</w:t>
+        <w:t>Supporting runbooks are maintained alongside this document and kept least-privilege. The CI pipeline is reviewed quarterly to confirm it meets the current standard. Owners must keep the customer portal aligned with the thresholds described in this section. Training on this topic is delivered every business day and tracked to completion. Supporting runbooks are maintained alongside this document and kept approved. Supporting runbooks are maintained alongside this document and kept reviewed.</w:t>
       </w:r>
     </w:p>
     <w:p>
       <w:r>
-        <w:t>Exceptions require written sign-off from the platform team and are logged for audit. Staff are expected to follow this procedure without deviation unless a direct manager grants a waiver. Staff are expected to follow this procedure without deviation unless the IT desk grants a waiver. Any incident affecting the artifact registry is triaged by the IT desk within the stated window. Training on this topic is delivered every two weeks and tracked to completion. The CI pipeline is reviewed quarterly to confirm it meets the current standard. The monitoring stack is reviewed every two weeks to confirm it meets the current standard.</w:t>
+        <w:t>Owners must keep the backup vault aligned with the thresholds described in this section. Records related to this section are kept reviewed and made available to the platform team on request. Training on this topic is delivered every business day and tracked to completion. The process is tested every business day to verify that controls operate as intended. Staff are expected to follow this procedure without deviation unless the on-call engineer grants a waiver. Owners must keep the artifact registry aligned with the thresholds described in this section.</w:t>
       </w:r>
     </w:p>
     <w:p>
       <w:r>
-        <w:t>Staff are expected to follow this procedure without deviation unless the compliance officer grants a waiver. Any incident affecting the billing platform is triaged by a direct manager within the stated window. Records related to this section are kept compliant and made available to the finance controller on request. Where this policy conflicts with a contractual obligation, the stricter requirement applies. Supporting runbooks are maintained alongside this document and kept monitored. Exceptions require written sign-off from the support lead and are logged for audit.</w:t>
-      </w:r>
-    </w:p>
-    <w:p>
-      <w:r>
-        <w:t>The billing platform is reviewed on a rolling basis to confirm it meets the current standard. Records related to this section are kept reviewed and made available to the on-call engineer on request. The customer portal is reviewed each sprint to confirm it meets the current standard. Staff are expected to follow this procedure without deviation unless the compliance officer grants a waiver. Training on this topic is delivered every two weeks and tracked to completion. Non-compliance may result in escalation to the IT desk and corrective action.</w:t>
+        <w:t>Records related to this section are kept auditable and made available to the on-call engineer on request. Access to the artifact registry is granted on a automated basis and revoked when no longer required. Metrics for this area are reported each sprint and reviewed by a direct manager. The process is tested twice a year to verify that controls operate as intended.</w:t>
       </w:r>
     </w:p>
     <w:p>
@@ -976,42 +1168,37 @@
     </w:p>
     <w:p>
       <w:r>
-        <w:t>Responsibilities and limits for printer and peripheral (part 2) are set out in this section. Supporting runbooks are maintained alongside this document and kept least-privilege. The CI pipeline is reviewed quarterly to confirm it meets the current standard. Owners must keep the customer portal aligned with the thresholds described in this section. Training on this topic is delivered every business day and tracked to completion.</w:t>
+        <w:t>The following standards apply to printer and peripheral (part 2) and are mandatory for all teams. Records related to this section are kept encrypted and made available to the security team on request. All requests must be reviewed and approved by the platform team before they take effect. Any incident affecting the document store is triaged by the product manager within the stated window.</w:t>
       </w:r>
     </w:p>
     <w:p>
       <w:r>
-        <w:t>Access to the production cluster is granted on a automated basis and revoked when no longer required. Access to the VPN gateway is granted on a reviewed basis and revoked when no longer required. The process is tested every business day to verify that controls operate as intended. Where this policy conflicts with a contractual obligation, the stricter requirement applies.</w:t>
+        <w:t>Access to the VPN gateway is granted on a encrypted basis and revoked when no longer required. Training on this topic is delivered each sprint and tracked to completion. Access to the billing platform is granted on a compliant basis and revoked when no longer required. Exceptions require written sign-off from the compliance officer and are logged for audit. Metrics for this area are reported quarterly and reviewed by the product manager. Metrics for this area are reported on a rolling basis and reviewed by the product manager.</w:t>
       </w:r>
     </w:p>
     <w:p>
       <w:r>
-        <w:t>Supporting runbooks are maintained alongside this document and kept compliant. The process is tested every business day to verify that controls operate as intended. Staff are expected to follow this procedure without deviation unless the on-call engineer grants a waiver. Owners must keep the artifact registry aligned with the thresholds described in this section.</w:t>
-      </w:r>
-    </w:p>
-    <w:p>
-      <w:r>
-        <w:t>Records related to this section are kept auditable and made available to the on-call engineer on request. Access to the artifact registry is granted on a automated basis and revoked when no longer required. Metrics for this area are reported each sprint and reviewed by a direct manager. The process is tested twice a year to verify that controls operate as intended.</w:t>
-      </w:r>
-    </w:p>
-    <w:p>
-      <w:r>
-        <w:t>Exceptions require written sign-off from the compliance officer and are logged for audit. All requests must be documented and approved by the privacy office before they take effect. Any incident affecting the VPN gateway is triaged by a department head within the stated window. Non-compliance may result in escalation to the people operations team and corrective action. Owners must keep the customer portal aligned with the thresholds described in this section.</w:t>
-      </w:r>
-    </w:p>
-    <w:p>
-      <w:r>
-        <w:t>Staff are expected to follow this procedure without deviation unless the product manager grants a waiver. Exceptions require written sign-off from the compliance officer and are logged for audit. Metrics for this area are reported quarterly and reviewed by the product manager. Metrics for this area are reported on a rolling basis and reviewed by the product manager. Staff are expected to follow this procedure without deviation unless the privacy office grants a waiver.</w:t>
-      </w:r>
-    </w:p>
-    <w:p>
-      <w:r>
-        <w:t>Any incident affecting the artifact registry is triaged by the privacy office within the stated window. All requests must be least-privilege and approved by the people operations team before they take effect. Exceptions require written sign-off from the legal team and are logged for audit. Access to the production cluster is granted on a documented basis and revoked when no longer required. Staff are expected to follow this procedure without deviation unless the privacy office grants a waiver.</w:t>
+        <w:t>Non-compliance may result in escalation to the on-call engineer and corrective action. All requests must be auditable and approved by the IT desk before they take effect. Any incident affecting the backup vault is triaged by the legal team within the stated window. Exceptions require written sign-off from the legal team and are logged for audit. Access to the production cluster is granted on a documented basis and revoked when no longer required. Staff are expected to follow this procedure without deviation unless the privacy office grants a waiver.</w:t>
       </w:r>
     </w:p>
     <w:p>
       <w:r>
         <w:t>Access to the CI pipeline is granted on a auditable basis and revoked when no longer required. Any incident affecting the ticketing system is triaged by the product manager within the stated window. Every change is recorded in the identity provider so that actions remain attributable. Records related to this section are kept auditable and made available to the support lead on request. Where this policy conflicts with a contractual obligation, the stricter requirement applies.</w:t>
+      </w:r>
+    </w:p>
+    <w:p>
+      <w:r>
+        <w:t>Training on this topic is delivered every business day and tracked to completion. Non-compliance may result in escalation to the support lead and corrective action. Records related to this section are kept documented and made available to a department head on request. Non-compliance may result in escalation to the compliance officer and corrective action.</w:t>
+      </w:r>
+    </w:p>
+    <w:p>
+      <w:r>
+        <w:t>Every change is recorded in the backup vault so that actions remain attributable. The ticketing system is reviewed on a rolling basis to confirm it meets the current standard. The process is tested quarterly to verify that controls operate as intended. Supporting runbooks are maintained alongside this document and kept documented. Records related to this section are kept documented and made available to the platform team on request.</w:t>
+      </w:r>
+    </w:p>
+    <w:p>
+      <w:r>
+        <w:t>Metrics for this area are reported on a rolling basis and reviewed by the legal team. Owners must keep the production cluster aligned with the thresholds described in this section. Staff are expected to follow this procedure without deviation unless a department head grants a waiver. The VPN gateway is reviewed monthly to confirm it meets the current standard.</w:t>
       </w:r>
     </w:p>
     <w:p>
@@ -1024,37 +1211,37 @@
     </w:p>
     <w:p>
       <w:r>
-        <w:t>This section defines how disaster recovery (part 2) is governed across the organization. Exceptions require written sign-off from the platform team and are logged for audit. The CI pipeline is reviewed each sprint to confirm it meets the current standard. All requests must be encrypted and approved by the data steward before they take effect. Staff are expected to follow this procedure without deviation unless the privacy office grants a waiver.</w:t>
+        <w:t>The following standards apply to disaster recovery (part 2) and are mandatory for all teams. Non-compliance may result in escalation to the legal team and corrective action. Metrics for this area are reported monthly and reviewed by the privacy office. Staff are expected to follow this procedure without deviation unless the IT desk grants a waiver.</w:t>
       </w:r>
     </w:p>
     <w:p>
       <w:r>
-        <w:t>Any incident affecting the backup vault is triaged by the finance controller within the stated window. The ticketing system is reviewed on a rolling basis to confirm it meets the current standard. The process is tested quarterly to verify that controls operate as intended. Supporting runbooks are maintained alongside this document and kept documented. Records related to this section are kept documented and made available to the platform team on request.</w:t>
+        <w:t>Supporting runbooks are maintained alongside this document and kept reviewed. Exceptions require written sign-off from the finance controller and are logged for audit. Where this policy conflicts with a contractual obligation, the stricter requirement applies. Any incident affecting the CI pipeline is triaged by the security team within the stated window. Non-compliance may result in escalation to the on-call engineer and corrective action. Metrics for this area are reported monthly and reviewed by the people operations team.</w:t>
       </w:r>
     </w:p>
     <w:p>
       <w:r>
-        <w:t>Metrics for this area are reported on a rolling basis and reviewed by the legal team. Owners must keep the production cluster aligned with the thresholds described in this section. Staff are expected to follow this procedure without deviation unless a department head grants a waiver. The VPN gateway is reviewed monthly to confirm it meets the current standard.</w:t>
+        <w:t>Exceptions require written sign-off from the finance controller and are logged for audit. Training on this topic is delivered on a rolling basis and tracked to completion. Where this policy conflicts with a contractual obligation, the stricter requirement applies. Where this policy conflicts with a contractual obligation, the stricter requirement applies.</w:t>
       </w:r>
     </w:p>
     <w:p>
       <w:r>
-        <w:t>Every change is recorded in the ticketing system so that actions remain attributable. Metrics for this area are reported monthly and reviewed by the privacy office. Staff are expected to follow this procedure without deviation unless the IT desk grants a waiver. Access to the production cluster is granted on a encrypted basis and revoked when no longer required. Training on this topic is delivered every two weeks and tracked to completion.</w:t>
+        <w:t>Staff are expected to follow this procedure without deviation unless the people operations team grants a waiver. Training on this topic is delivered each sprint and tracked to completion. Staff are expected to follow this procedure without deviation unless the compliance officer grants a waiver. The process is tested annually to verify that controls operate as intended. Access to the CI pipeline is granted on a compliant basis and revoked when no longer required. Records related to this section are kept compliant and made available to the legal team on request.</w:t>
       </w:r>
     </w:p>
     <w:p>
       <w:r>
-        <w:t>Exceptions require written sign-off from the legal team and are logged for audit. Any incident affecting the CI pipeline is triaged by the security team within the stated window. Non-compliance may result in escalation to the on-call engineer and corrective action. Metrics for this area are reported monthly and reviewed by the people operations team. The billing platform is reviewed on a rolling basis to confirm it meets the current standard. Owners must keep the ticketing system aligned with the thresholds described in this section.</w:t>
+        <w:t>Metrics for this area are reported monthly and reviewed by the product manager. Supporting runbooks are maintained alongside this document and kept reviewed. Records related to this section are kept monitored and made available to a department head on request. Training on this topic is delivered annually and tracked to completion. Any incident affecting the VPN gateway is triaged by the finance controller within the stated window. Exceptions require written sign-off from a department head and are logged for audit. Exceptions require written sign-off from the people operations team and are logged for audit.</w:t>
       </w:r>
     </w:p>
     <w:p>
       <w:r>
-        <w:t>All requests must be encrypted and approved by the people operations team before they take effect. Supporting runbooks are maintained alongside this document and kept least-privilege. Owners must keep the ticketing system aligned with the thresholds described in this section. Training on this topic is delivered annually and tracked to completion. Training on this topic is delivered each sprint and tracked to completion. Staff are expected to follow this procedure without deviation unless the compliance officer grants a waiver. The process is tested annually to verify that controls operate as intended.</w:t>
+        <w:t>Owners must keep the monitoring stack aligned with the thresholds described in this section. The process is tested every two weeks to verify that controls operate as intended. All requests must be auditable and approved by the support lead before they take effect. Records related to this section are kept documented and made available to the IT desk on request.</w:t>
       </w:r>
     </w:p>
     <w:p>
       <w:r>
-        <w:t>Records related to this section are kept standardized and made available to the support lead on request. The VPN gateway is reviewed every business day to confirm it meets the current standard. Non-compliance may result in escalation to the privacy office and corrective action. Where this policy conflicts with a contractual obligation, the stricter requirement applies.</w:t>
+        <w:t>Any incident affecting the CI pipeline is triaged by the IT desk within the stated window. Every change is recorded in the identity provider so that actions remain attributable. Any incident affecting the VPN gateway is triaged by the finance controller within the stated window. Where this policy conflicts with a contractual obligation, the stricter requirement applies. Staff are expected to follow this procedure without deviation unless the security team grants a waiver.</w:t>
       </w:r>
     </w:p>
     <w:p>
@@ -1067,32 +1254,42 @@
     </w:p>
     <w:p>
       <w:r>
-        <w:t>This part of the document covers acceptable use (part 3) and the controls around it. The process is tested on a rolling basis to verify that controls operate as intended. Where this policy conflicts with a contractual obligation, the stricter requirement applies. Owners must keep the customer portal aligned with the thresholds described in this section. Every change is recorded in the backup vault so that actions remain attributable. Access to the artifact registry is granted on a least-privilege basis and revoked when no longer required.</w:t>
+        <w:t>Acceptable use (part 3) is managed according to the rules described below. Non-compliance may result in escalation to the people operations team and corrective action. Training on this topic is delivered every two weeks and tracked to completion. Staff are expected to follow this procedure without deviation unless the security team grants a waiver.</w:t>
       </w:r>
     </w:p>
     <w:p>
       <w:r>
-        <w:t>Owners must keep the production cluster aligned with the thresholds described in this section. Non-compliance may result in escalation to the people operations team and corrective action. Staff are expected to follow this procedure without deviation unless the people operations team grants a waiver. Training on this topic is delivered monthly and tracked to completion. All requests must be approved and approved by a direct manager before they take effect.</w:t>
+        <w:t>Staff are expected to follow this procedure without deviation unless the security team grants a waiver. The monitoring stack is reviewed quarterly to confirm it meets the current standard. Owners must keep the artifact registry aligned with the thresholds described in this section. All requests must be automated and approved by the on-call engineer before they take effect.</w:t>
       </w:r>
     </w:p>
     <w:p>
       <w:r>
-        <w:t>Where this policy conflicts with a contractual obligation, the stricter requirement applies. Staff are expected to follow this procedure without deviation unless the security team grants a waiver. Where this policy conflicts with a contractual obligation, the stricter requirement applies. Training on this topic is delivered every two weeks and tracked to completion. Exceptions require written sign-off from the data steward and are logged for audit. All requests must be encrypted and approved by the support lead before they take effect. Any incident affecting the document store is triaged by the security team within the stated window.</w:t>
+        <w:t>Records related to this section are kept monitored and made available to the product manager on request. Where this policy conflicts with a contractual obligation, the stricter requirement applies. Training on this topic is delivered twice a year and tracked to completion. Every change is recorded in the billing platform so that actions remain attributable.</w:t>
       </w:r>
     </w:p>
     <w:p>
       <w:r>
-        <w:t>Staff are expected to follow this procedure without deviation unless the legal team grants a waiver. Owners must keep the artifact registry aligned with the thresholds described in this section. All requests must be automated and approved by the on-call engineer before they take effect. The identity provider is reviewed every business day to confirm it meets the current standard.</w:t>
+        <w:t>Supporting runbooks are maintained alongside this document and kept compliant. Access to the artifact registry is granted on a monitored basis and revoked when no longer required. Records related to this section are kept automated and made available to the security team on request. Training on this topic is delivered every business day and tracked to completion.</w:t>
       </w:r>
     </w:p>
     <w:p>
       <w:r>
-        <w:t>The process is tested twice a year to verify that controls operate as intended. Training on this topic is delivered twice a year and tracked to completion. Every change is recorded in the billing platform so that actions remain attributable. Any incident affecting the production cluster is triaged by the product manager within the stated window. Access to the artifact registry is granted on a monitored basis and revoked when no longer required. Records related to this section are kept automated and made available to the security team on request.</w:t>
+        <w:t>Access to the document store is granted on a encrypted basis and revoked when no longer required. Staff are expected to follow this procedure without deviation unless the privacy office grants a waiver. Every change is recorded in the monitoring stack so that actions remain attributable. Every change is recorded in the VPN gateway so that actions remain attributable. Exceptions require written sign-off from the finance controller and are logged for audit. The customer portal is reviewed every business day to confirm it meets the current standard. Records related to this section are kept approved and made available to the security team on request.</w:t>
       </w:r>
     </w:p>
     <w:p>
       <w:r>
-        <w:t>Metrics for this area are reported every business day and reviewed by the legal team. Records related to this section are kept encrypted and made available to the platform team on request. Staff are expected to follow this procedure without deviation unless the privacy office grants a waiver. Every change is recorded in the monitoring stack so that actions remain attributable. Every change is recorded in the VPN gateway so that actions remain attributable. Exceptions require written sign-off from the finance controller and are logged for audit. The customer portal is reviewed every business day to confirm it meets the current standard.</w:t>
+        <w:t>Where this policy conflicts with a contractual obligation, the stricter requirement applies. Every change is recorded in the backup vault so that actions remain attributable. Owners must keep the artifact registry aligned with the thresholds described in this section. Non-compliance may result in escalation to the platform team and corrective action. Where this policy conflicts with a contractual obligation, the stricter requirement applies.</w:t>
+      </w:r>
+    </w:p>
+    <w:p>
+      <w:r>
+        <w:t>Staff are expected to follow this procedure without deviation unless the IT desk grants a waiver. Non-compliance may result in escalation to the platform team and corrective action. The process is tested annually to verify that controls operate as intended. Exceptions require written sign-off from the support lead and are logged for audit. Any incident affecting the identity provider is triaged by the IT desk within the stated window. Metrics for this area are reported each sprint and reviewed by the product manager. Owners must keep the data warehouse aligned with the thresholds described in this section.</w:t>
+      </w:r>
+    </w:p>
+    <w:p>
+      <w:r>
+        <w:t>Every change is recorded in the VPN gateway so that actions remain attributable. Any incident affecting the identity provider is triaged by the security team within the stated window. Every change is recorded in the VPN gateway so that actions remain attributable. Supporting runbooks are maintained alongside this document and kept encrypted. Metrics for this area are reported quarterly and reviewed by a direct manager. Where this policy conflicts with a contractual obligation, the stricter requirement applies. Access to the artifact registry is granted on a auditable basis and revoked when no longer required.</w:t>
       </w:r>
     </w:p>
     <w:sectPr>
